--- a/tests/corpus_v2/docs/lease_0006.docx
+++ b/tests/corpus_v2/docs/lease_0006.docx
@@ -21,19 +21,25 @@
         <w:rPr>
           <w:b/>
         </w:rPr>
-        <w:t xml:space="preserve">№ 172/2023-С</w:t>
-      </w:r>
-    </w:p>
-    <w:p/>
-    <w:p>
-      <w:r>
-        <w:t xml:space="preserve">г. Новосибирск</w:t>
+        <w:t xml:space="preserve">№ </w:t>
+      </w:r>
+      <w:r>
+        <w:rPr>
+          <w:b/>
+        </w:rPr>
+        <w:t xml:space="preserve">86Ф-02950/18-356Д</w:t>
+      </w:r>
+    </w:p>
+    <w:p/>
+    <w:p>
+      <w:r>
+        <w:t xml:space="preserve">г. Санкт-Петербург</w:t>
       </w:r>
       <w:r>
         <w:t xml:space="preserve">     </w:t>
       </w:r>
       <w:r>
-        <w:t xml:space="preserve">«04» сентября 2023 г.</w:t>
+        <w:t xml:space="preserve">17 февраля 2024 г.</w:t>
       </w:r>
     </w:p>
     <w:p/>
@@ -108,10 +114,10 @@
         <w:t xml:space="preserve">, именуемый в дальнейшем «Арендатор»</w:t>
       </w:r>
       <w:r>
-        <w:t xml:space="preserve">, с другой стороны, совместно именуемые «Стороны», заключили настоящий </w:t>
-      </w:r>
-      <w:r>
-        <w:t xml:space="preserve">Договор № 57/2024-Д</w:t>
+        <w:t xml:space="preserve">, с другой стороны, совместно именуемые «Стороны», заключили настоящий Договор № </w:t>
+      </w:r>
+      <w:r>
+        <w:t xml:space="preserve">67/13</w:t>
       </w:r>
       <w:r>
         <w:t xml:space="preserve"> (далее — Договор) о нижеследующем:</w:t>
@@ -142,7 +148,7 @@
         <w:t xml:space="preserve">Срок передачи помещения по акту приёма-передачи — </w:t>
       </w:r>
       <w:r>
-        <w:t xml:space="preserve">30 дней с момента заключения контракта</w:t>
+        <w:t xml:space="preserve">в течение 5 (Пяти) рабочих дней с момента подписания акта</w:t>
       </w:r>
       <w:r>
         <w:t xml:space="preserve">.</w:t>
@@ -156,7 +162,10 @@
         <w:t xml:space="preserve">Арендная плата за месяц: </w:t>
       </w:r>
       <w:r>
-        <w:t xml:space="preserve">не более 2 000 (Двух тысяч) рублей</w:t>
+        <w:t xml:space="preserve">Двести семнадцать тысяч два рубля 00 копеек</w:t>
+      </w:r>
+      <w:r>
+        <w:t xml:space="preserve">, НДС не облагается</w:t>
       </w:r>
       <w:r>
         <w:t xml:space="preserve">. Плата вносится ежемесячно не позднее 10-го числа текущего месяца.</w:t>
@@ -184,7 +193,13 @@
         <w:t xml:space="preserve">2.1. Общая цена Договора: </w:t>
       </w:r>
       <w:r>
-        <w:t xml:space="preserve">Сорок пять миллионов двести восемь тысяч шестьсот девятнадцать рублей 00 копеек</w:t>
+        <w:t xml:space="preserve">21 700 000,43 руб.</w:t>
+      </w:r>
+      <w:r>
+        <w:t xml:space="preserve">, в т.ч. НДС </w:t>
+      </w:r>
+      <w:r>
+        <w:t xml:space="preserve">18%</w:t>
       </w:r>
       <w:r>
         <w:t xml:space="preserve">.</w:t>
@@ -195,7 +210,13 @@
         <w:t xml:space="preserve">2.2. Налог: </w:t>
       </w:r>
       <w:r>
-        <w:t xml:space="preserve">15% годовых</w:t>
+        <w:t xml:space="preserve">1/300 ключевой ставки ЦБ РФ годовых</w:t>
+      </w:r>
+      <w:r>
+        <w:t xml:space="preserve">, но не более </w:t>
+      </w:r>
+      <w:r>
+        <w:t xml:space="preserve">0,1 (одна десятая процента) % от цены Договора</w:t>
       </w:r>
       <w:r>
         <w:t xml:space="preserve">.</w:t>
@@ -206,7 +227,7 @@
         <w:t xml:space="preserve">2.3. Срок оплаты — </w:t>
       </w:r>
       <w:r>
-        <w:t xml:space="preserve">30 рабочих дней с момента поступления денежных средств на расчетный счет</w:t>
+        <w:t xml:space="preserve">в течение 60 (Шестидесяти) дней с даты подписания Сторонами акта сдачи-приемки оказанных услуг</w:t>
       </w:r>
       <w:r>
         <w:t xml:space="preserve">.</w:t>
@@ -226,7 +247,7 @@
         <w:t xml:space="preserve">, артикул </w:t>
       </w:r>
       <w:r>
-        <w:t xml:space="preserve">RM-9666-10</w:t>
+        <w:t xml:space="preserve">RM-1002-42</w:t>
       </w:r>
       <w:r>
         <w:t xml:space="preserve">, код </w:t>
@@ -286,7 +307,10 @@
         <w:t xml:space="preserve">. Цена — </w:t>
       </w:r>
       <w:r>
-        <w:t xml:space="preserve">7 000 ₽</w:t>
+        <w:t xml:space="preserve">380 000 (триста восемьдесят тысяч) ₽</w:t>
+      </w:r>
+      <w:r>
+        <w:t xml:space="preserve">, НДС не облагается, т.к. применяется УСН</w:t>
       </w:r>
       <w:r>
         <w:t xml:space="preserve">.</w:t>
@@ -306,7 +330,7 @@
         <w:t xml:space="preserve">3.1. Место исполнения обязательств: </w:t>
       </w:r>
       <w:r>
-        <w:t xml:space="preserve">бул. Профсоюзная, д. 73, с. Ивановское, Московская обл.</w:t>
+        <w:t xml:space="preserve">ул. Кирова, д. 82, с. Ивановское, Московская обл.</w:t>
       </w:r>
       <w:r>
         <w:t xml:space="preserve">.</w:t>
@@ -323,7 +347,7 @@
         <w:t xml:space="preserve"> по телефону </w:t>
       </w:r>
       <w:r>
-        <w:t xml:space="preserve">+7 (846) 257-19-46</w:t>
+        <w:t xml:space="preserve">+7 (812) 638-67-28</w:t>
       </w:r>
       <w:r>
         <w:t xml:space="preserve">.</w:t>
@@ -334,7 +358,7 @@
         <w:t xml:space="preserve">3.3. Срок исполнения обязательств — </w:t>
       </w:r>
       <w:r>
-        <w:t xml:space="preserve">14 рабочих дней</w:t>
+        <w:t xml:space="preserve">не позднее 15.05.2025</w:t>
       </w:r>
       <w:r>
         <w:t xml:space="preserve">.</w:t>
@@ -365,13 +389,13 @@
         <w:t xml:space="preserve">Размер неустойки за нарушение сроков оплаты: </w:t>
       </w:r>
       <w:r>
-        <w:t xml:space="preserve">не более 10% от цены договора</w:t>
+        <w:t xml:space="preserve">10 (десять) процентов от стоимости неоплаченных работ</w:t>
       </w:r>
       <w:r>
         <w:t xml:space="preserve">. Предельный размер ответственности: </w:t>
       </w:r>
       <w:r>
-        <w:t xml:space="preserve">1/150 ключевой ставки ЦБ РФ</w:t>
+        <w:t xml:space="preserve">1/150 ключевой ставки ЦБ РФ за каждый день просрочки</w:t>
       </w:r>
       <w:r>
         <w:t xml:space="preserve">.</w:t>
@@ -393,7 +417,7 @@
         <w:t xml:space="preserve">Сторона, для которой создалась невозможность исполнения, обязана уведомить другую Сторону. Срок уведомления — </w:t>
       </w:r>
       <w:r>
-        <w:t xml:space="preserve">не позднее 27.05.2025</w:t>
+        <w:t xml:space="preserve">в течение тридцати шести месяцев</w:t>
       </w:r>
       <w:r>
         <w:t xml:space="preserve">.</w:t>
@@ -407,7 +431,7 @@
         <w:t xml:space="preserve">Все споры и разногласия решаются путём переговоров. Претензионный порядок обязателен, срок ответа на претензию — </w:t>
       </w:r>
       <w:r>
-        <w:t xml:space="preserve">не более 36 месяцев с момента заключения кредитного договора</w:t>
+        <w:t xml:space="preserve">в течение 7 (Семи) календарных дней с момента выставления счета</w:t>
       </w:r>
       <w:r>
         <w:t xml:space="preserve">.</w:t>
@@ -542,7 +566,7 @@
         <w:t xml:space="preserve">Расторжение Договора в одностороннем порядке допускается при существенном нарушении его условий другой Стороной. Срок направления уведомления — </w:t>
       </w:r>
       <w:r>
-        <w:t xml:space="preserve">в течение 10 банковских дней с даты подписания Сторонами акта сдачи-приемки оказанных услуг</w:t>
+        <w:t xml:space="preserve">не позднее 15.02.2026</w:t>
       </w:r>
       <w:r>
         <w:t xml:space="preserve">.</w:t>
@@ -559,19 +583,85 @@
         <w:t xml:space="preserve">, тел. </w:t>
       </w:r>
       <w:r>
-        <w:t xml:space="preserve">+7 (383) 277-67-25</w:t>
+        <w:t xml:space="preserve">+7 (383) 436-67-82</w:t>
       </w:r>
       <w:r>
         <w:t xml:space="preserve">, адрес для корреспонденции: </w:t>
       </w:r>
       <w:r>
-        <w:t xml:space="preserve">бул. Садовая, д. 73, пос. Заречный, Тверская обл.</w:t>
-      </w:r>
-      <w:r>
-        <w:t xml:space="preserve">.</w:t>
-      </w:r>
-    </w:p>
-    <w:p/>
+        <w:t xml:space="preserve">наб. Ленина, д. 59, рп. Обухово, Краснодарский край</w:t>
+      </w:r>
+      <w:r>
+        <w:t xml:space="preserve">.</w:t>
+      </w:r>
+    </w:p>
+    <w:p/>
+    <w:p/>
+    <w:p/>
+    <w:p>
+      <w:r>
+        <w:rPr>
+          <w:b/>
+        </w:rPr>
+        <w:t xml:space="preserve">9. КОНТРОЛЬНЫЕ ВЕЛИЧИНЫ</w:t>
+      </w:r>
+    </w:p>
+    <w:p>
+      <w:r>
+        <w:t xml:space="preserve">9.1. Контрольная запись: </w:t>
+      </w:r>
+      <w:r>
+        <w:t xml:space="preserve">55/2025-П</w:t>
+      </w:r>
+      <w:r>
+        <w:t xml:space="preserve">.</w:t>
+      </w:r>
+    </w:p>
+    <w:p>
+      <w:r>
+        <w:t xml:space="preserve">9.2. Контрольная запись: </w:t>
+      </w:r>
+      <w:r>
+        <w:rPr>
+          <w:b/>
+        </w:rPr>
+        <w:t xml:space="preserve">2710</w:t>
+      </w:r>
+      <w:r>
+        <w:t xml:space="preserve">0000 (Двадцать семь миллионов сто тысяч) рублей 5 коп.</w:t>
+      </w:r>
+      <w:r>
+        <w:t xml:space="preserve">.</w:t>
+      </w:r>
+    </w:p>
+    <w:p>
+      <w:r>
+        <w:t xml:space="preserve">9.3. Контрольная запись: </w:t>
+      </w:r>
+      <w:r>
+        <w:rPr>
+          <w:b/>
+        </w:rPr>
+        <w:t xml:space="preserve">1/3</w:t>
+      </w:r>
+      <w:r>
+        <w:t xml:space="preserve">00 ключевой ставки ЦБ РФ от общей суммы счета</w:t>
+      </w:r>
+      <w:r>
+        <w:t xml:space="preserve">.</w:t>
+      </w:r>
+    </w:p>
+    <w:p>
+      <w:r>
+        <w:t xml:space="preserve">9.4. Контрольная запись: </w:t>
+      </w:r>
+      <w:r>
+        <w:t xml:space="preserve">в течение 2О рабочих дней с момента заключения контракта</w:t>
+      </w:r>
+      <w:r>
+        <w:t xml:space="preserve">.</w:t>
+      </w:r>
+    </w:p>
     <w:p/>
     <w:p>
       <w:r>
@@ -634,7 +724,7 @@
               <w:t xml:space="preserve">Адрес регистрации: </w:t>
             </w:r>
             <w:r>
-              <w:t xml:space="preserve">бул. Космонавтов, д. 55, пгт. Софрино, Московская обл.</w:t>
+              <w:t xml:space="preserve">ш. Пушкина, д. 4, с. Ивановское, Новосибирская обл.</w:t>
             </w:r>
           </w:p>
           <w:p>
@@ -673,7 +763,7 @@
               <w:t xml:space="preserve">Тел.: </w:t>
             </w:r>
             <w:r>
-              <w:t xml:space="preserve">+7 (812) 846-79-57</w:t>
+              <w:t xml:space="preserve">+7 (383) 150-12-49</w:t>
             </w:r>
           </w:p>
           <w:p>
@@ -681,7 +771,7 @@
               <w:t xml:space="preserve">E-mail: </w:t>
             </w:r>
             <w:r>
-              <w:t xml:space="preserve">kuznecova@corp-tehno.ru</w:t>
+              <w:t xml:space="preserve">kuznecova@yandex.ru</w:t>
             </w:r>
           </w:p>
           <w:p/>
@@ -708,7 +798,7 @@
           </w:p>
           <w:p>
             <w:r>
-              <w:t xml:space="preserve">Екатеринбург, Кутузовский 40</w:t>
+              <w:t xml:space="preserve">Нижний Новгород, Советская 42</w:t>
             </w:r>
           </w:p>
           <w:p>
@@ -729,7 +819,7 @@
               <w:t xml:space="preserve">Адрес регистрации: </w:t>
             </w:r>
             <w:r>
-              <w:t xml:space="preserve">ул. Промышленная, д. 85, тер. СНТ «Родник», Республика Татарстан</w:t>
+              <w:t xml:space="preserve">бул. Кутузовский, д. 65, пос. Заречный, Новосибирская обл.</w:t>
             </w:r>
           </w:p>
           <w:p>
@@ -768,7 +858,7 @@
               <w:t xml:space="preserve">Тел.: </w:t>
             </w:r>
             <w:r>
-              <w:t xml:space="preserve">+7 (812) 518-50-48</w:t>
+              <w:t xml:space="preserve">+7 (812) 734-52-65</w:t>
             </w:r>
           </w:p>
           <w:p>
@@ -776,7 +866,7 @@
               <w:t xml:space="preserve">E-mail: </w:t>
             </w:r>
             <w:r>
-              <w:t xml:space="preserve">makarov@inbox.ru</w:t>
+              <w:t xml:space="preserve">makarov@romashka.ru</w:t>
             </w:r>
           </w:p>
           <w:p/>
@@ -794,7 +884,7 @@
     <w:p>
       <w:r>
         <w:pict>
-          <v:shape id="tb8566" type="#_x0000_t202" style="position:absolute;margin-left:0;margin-top:0;width:400pt;height:40pt">
+          <v:shape id="tb3191" type="#_x0000_t202" style="position:absolute;margin-left:0;margin-top:0;width:400pt;height:40pt">
             <v:textbox>
               <w:txbxContent>
                 <w:p>
@@ -802,13 +892,13 @@
                     <w:t xml:space="preserve">ВНИМАНИЕ! Бухгалтерия: </w:t>
                   </w:r>
                   <w:r>
-                    <w:t xml:space="preserve">Богданов Михаил Андреевич</w:t>
+                    <w:t xml:space="preserve">Орлов Пётр Павлович</w:t>
                   </w:r>
                   <w:r>
                     <w:t xml:space="preserve">, </w:t>
                   </w:r>
                   <w:r>
-                    <w:t xml:space="preserve">+7 (812) 700-21-92 доб. 751</w:t>
+                    <w:t xml:space="preserve">+7 (499) 624-58-14 доб. 391</w:t>
                   </w:r>
                 </w:p>
               </w:txbxContent>

--- a/tests/corpus_v2/docs/lease_0006.docx
+++ b/tests/corpus_v2/docs/lease_0006.docx
@@ -884,7 +884,7 @@
     <w:p>
       <w:r>
         <w:pict>
-          <v:shape id="tb3191" type="#_x0000_t202" style="position:absolute;margin-left:0;margin-top:0;width:400pt;height:40pt">
+          <v:shape id="tb1190" type="#_x0000_t202" style="position:absolute;margin-left:0;margin-top:0;width:400pt;height:40pt">
             <v:textbox>
               <w:txbxContent>
                 <w:p>

--- a/tests/corpus_v2/docs/lease_0006.docx
+++ b/tests/corpus_v2/docs/lease_0006.docx
@@ -611,7 +611,13 @@
         <w:t xml:space="preserve">9.1. Контрольная запись: </w:t>
       </w:r>
       <w:r>
-        <w:t xml:space="preserve">55/2025-П</w:t>
+        <w:rPr>
+          <w:b/>
+        </w:rPr>
+        <w:t xml:space="preserve">55/20</w:t>
+      </w:r>
+      <w:r>
+        <w:t xml:space="preserve">25-П</w:t>
       </w:r>
       <w:r>
         <w:t xml:space="preserve">.</w:t>

--- a/tests/corpus_v2/docs/lease_0006.docx
+++ b/tests/corpus_v2/docs/lease_0006.docx
@@ -27,19 +27,19 @@
         <w:rPr>
           <w:b/>
         </w:rPr>
-        <w:t xml:space="preserve">86Ф-02950/18-356Д</w:t>
-      </w:r>
-    </w:p>
-    <w:p/>
-    <w:p>
-      <w:r>
-        <w:t xml:space="preserve">г. Санкт-Петербург</w:t>
+        <w:t xml:space="preserve">86/2023-С</w:t>
+      </w:r>
+    </w:p>
+    <w:p/>
+    <w:p>
+      <w:r>
+        <w:t xml:space="preserve">г. Новосибирск</w:t>
       </w:r>
       <w:r>
         <w:t xml:space="preserve">     </w:t>
       </w:r>
       <w:r>
-        <w:t xml:space="preserve">17 февраля 2024 г.</w:t>
+        <w:t xml:space="preserve">4 сентября 2023 г.</w:t>
       </w:r>
     </w:p>
     <w:p/>
@@ -117,7 +117,7 @@
         <w:t xml:space="preserve">, с другой стороны, совместно именуемые «Стороны», заключили настоящий Договор № </w:t>
       </w:r>
       <w:r>
-        <w:t xml:space="preserve">67/13</w:t>
+        <w:t xml:space="preserve">68292/464-сс</w:t>
       </w:r>
       <w:r>
         <w:t xml:space="preserve"> (далее — Договор) о нижеследующем:</w:t>
@@ -162,7 +162,7 @@
         <w:t xml:space="preserve">Арендная плата за месяц: </w:t>
       </w:r>
       <w:r>
-        <w:t xml:space="preserve">Двести семнадцать тысяч два рубля 00 копеек</w:t>
+        <w:t xml:space="preserve">Девяносто девять миллионов семьсот тысяч два рубля 00 копеек</w:t>
       </w:r>
       <w:r>
         <w:t xml:space="preserve">, НДС не облагается</w:t>
@@ -193,7 +193,7 @@
         <w:t xml:space="preserve">2.1. Общая цена Договора: </w:t>
       </w:r>
       <w:r>
-        <w:t xml:space="preserve">21 700 000,43 руб.</w:t>
+        <w:t xml:space="preserve">217 000,44 руб.</w:t>
       </w:r>
       <w:r>
         <w:t xml:space="preserve">, в т.ч. НДС </w:t>
@@ -227,7 +227,7 @@
         <w:t xml:space="preserve">2.3. Срок оплаты — </w:t>
       </w:r>
       <w:r>
-        <w:t xml:space="preserve">в течение 60 (Шестидесяти) дней с даты подписания Сторонами акта сдачи-приемки оказанных услуг</w:t>
+        <w:t xml:space="preserve">в течение 10 (Десяти) дней с даты подписания Сторонами акта сдачи-приемки оказанных услуг</w:t>
       </w:r>
       <w:r>
         <w:t xml:space="preserve">.</w:t>
@@ -247,7 +247,7 @@
         <w:t xml:space="preserve">, артикул </w:t>
       </w:r>
       <w:r>
-        <w:t xml:space="preserve">RM-1002-42</w:t>
+        <w:t xml:space="preserve">RM-6544-84</w:t>
       </w:r>
       <w:r>
         <w:t xml:space="preserve">, код </w:t>
@@ -307,7 +307,7 @@
         <w:t xml:space="preserve">. Цена — </w:t>
       </w:r>
       <w:r>
-        <w:t xml:space="preserve">380 000 (триста восемьдесят тысяч) ₽</w:t>
+        <w:t xml:space="preserve">73 800 000 (семьдесят три миллиона восемьсот тысяч) ₽</w:t>
       </w:r>
       <w:r>
         <w:t xml:space="preserve">, НДС не облагается, т.к. применяется УСН</w:t>
@@ -330,7 +330,7 @@
         <w:t xml:space="preserve">3.1. Место исполнения обязательств: </w:t>
       </w:r>
       <w:r>
-        <w:t xml:space="preserve">ул. Кирова, д. 82, с. Ивановское, Московская обл.</w:t>
+        <w:t xml:space="preserve">пер. Ленина, д. 84, пгт. Софрино, Свердловская обл.</w:t>
       </w:r>
       <w:r>
         <w:t xml:space="preserve">.</w:t>
@@ -347,7 +347,7 @@
         <w:t xml:space="preserve"> по телефону </w:t>
       </w:r>
       <w:r>
-        <w:t xml:space="preserve">+7 (812) 638-67-28</w:t>
+        <w:t xml:space="preserve">+7 (383) 353-22-91</w:t>
       </w:r>
       <w:r>
         <w:t xml:space="preserve">.</w:t>
@@ -358,7 +358,7 @@
         <w:t xml:space="preserve">3.3. Срок исполнения обязательств — </w:t>
       </w:r>
       <w:r>
-        <w:t xml:space="preserve">не позднее 15.05.2025</w:t>
+        <w:t xml:space="preserve">не позднее 05.02.2026</w:t>
       </w:r>
       <w:r>
         <w:t xml:space="preserve">.</w:t>
@@ -389,7 +389,7 @@
         <w:t xml:space="preserve">Размер неустойки за нарушение сроков оплаты: </w:t>
       </w:r>
       <w:r>
-        <w:t xml:space="preserve">10 (десять) процентов от стоимости неоплаченных работ</w:t>
+        <w:t xml:space="preserve">20 (двадцать) процентов от стоимости неоплаченных работ</w:t>
       </w:r>
       <w:r>
         <w:t xml:space="preserve">. Предельный размер ответственности: </w:t>
@@ -417,7 +417,7 @@
         <w:t xml:space="preserve">Сторона, для которой создалась невозможность исполнения, обязана уведомить другую Сторону. Срок уведомления — </w:t>
       </w:r>
       <w:r>
-        <w:t xml:space="preserve">в течение тридцати шести месяцев</w:t>
+        <w:t xml:space="preserve">в течение шести месяцев</w:t>
       </w:r>
       <w:r>
         <w:t xml:space="preserve">.</w:t>
@@ -431,7 +431,7 @@
         <w:t xml:space="preserve">Все споры и разногласия решаются путём переговоров. Претензионный порядок обязателен, срок ответа на претензию — </w:t>
       </w:r>
       <w:r>
-        <w:t xml:space="preserve">в течение 7 (Семи) календарных дней с момента выставления счета</w:t>
+        <w:t xml:space="preserve">в течение 45 (Сорока пяти) календарных дней с момента выставления счета</w:t>
       </w:r>
       <w:r>
         <w:t xml:space="preserve">.</w:t>
@@ -566,7 +566,7 @@
         <w:t xml:space="preserve">Расторжение Договора в одностороннем порядке допускается при существенном нарушении его условий другой Стороной. Срок направления уведомления — </w:t>
       </w:r>
       <w:r>
-        <w:t xml:space="preserve">не позднее 15.02.2026</w:t>
+        <w:t xml:space="preserve">не позднее 27.05.2025</w:t>
       </w:r>
       <w:r>
         <w:t xml:space="preserve">.</w:t>
@@ -583,13 +583,13 @@
         <w:t xml:space="preserve">, тел. </w:t>
       </w:r>
       <w:r>
-        <w:t xml:space="preserve">+7 (383) 436-67-82</w:t>
+        <w:t xml:space="preserve">+7 (812) 429-81-32</w:t>
       </w:r>
       <w:r>
         <w:t xml:space="preserve">, адрес для корреспонденции: </w:t>
       </w:r>
       <w:r>
-        <w:t xml:space="preserve">наб. Ленина, д. 59, рп. Обухово, Краснодарский край</w:t>
+        <w:t xml:space="preserve">проезд Профсоюзная, д. 77, д. Малые Вязёмы, Новосибирская обл.</w:t>
       </w:r>
       <w:r>
         <w:t xml:space="preserve">.</w:t>
@@ -614,10 +614,10 @@
         <w:rPr>
           <w:b/>
         </w:rPr>
-        <w:t xml:space="preserve">55/20</w:t>
-      </w:r>
-      <w:r>
-        <w:t xml:space="preserve">25-П</w:t>
+        <w:t xml:space="preserve">6/2</w:t>
+      </w:r>
+      <w:r>
+        <w:t xml:space="preserve">4</w:t>
       </w:r>
       <w:r>
         <w:t xml:space="preserve">.</w:t>
@@ -631,10 +631,10 @@
         <w:rPr>
           <w:b/>
         </w:rPr>
-        <w:t xml:space="preserve">2710</w:t>
-      </w:r>
-      <w:r>
-        <w:t xml:space="preserve">0000 (Двадцать семь миллионов сто тысяч) рублей 5 коп.</w:t>
+        <w:t xml:space="preserve">9130</w:t>
+      </w:r>
+      <w:r>
+        <w:t xml:space="preserve">0000 (Девяносто один миллион триста тысяч) рублей 0 коп.</w:t>
       </w:r>
       <w:r>
         <w:t xml:space="preserve">.</w:t>
@@ -662,7 +662,7 @@
         <w:t xml:space="preserve">9.4. Контрольная запись: </w:t>
       </w:r>
       <w:r>
-        <w:t xml:space="preserve">в течение 2О рабочих дней с момента заключения контракта</w:t>
+        <w:t xml:space="preserve">в тeчение 24 месяцев с момента заключения контракта</w:t>
       </w:r>
       <w:r>
         <w:t xml:space="preserve">.</w:t>
@@ -730,7 +730,7 @@
               <w:t xml:space="preserve">Адрес регистрации: </w:t>
             </w:r>
             <w:r>
-              <w:t xml:space="preserve">ш. Пушкина, д. 4, с. Ивановское, Новосибирская обл.</w:t>
+              <w:t xml:space="preserve">бул. Полевая, д. 22, пгт. Софрино, Свердловская обл.</w:t>
             </w:r>
           </w:p>
           <w:p>
@@ -769,7 +769,7 @@
               <w:t xml:space="preserve">Тел.: </w:t>
             </w:r>
             <w:r>
-              <w:t xml:space="preserve">+7 (383) 150-12-49</w:t>
+              <w:t xml:space="preserve">+7 (495) 303-22-90</w:t>
             </w:r>
           </w:p>
           <w:p>
@@ -777,7 +777,7 @@
               <w:t xml:space="preserve">E-mail: </w:t>
             </w:r>
             <w:r>
-              <w:t xml:space="preserve">kuznecova@yandex.ru</w:t>
+              <w:t xml:space="preserve">kuznecova@corp-tehno.ru</w:t>
             </w:r>
           </w:p>
           <w:p/>
@@ -804,7 +804,7 @@
           </w:p>
           <w:p>
             <w:r>
-              <w:t xml:space="preserve">Нижний Новгород, Советская 42</w:t>
+              <w:t xml:space="preserve">Тверь, Кутузовский 7</w:t>
             </w:r>
           </w:p>
           <w:p>
@@ -825,7 +825,7 @@
               <w:t xml:space="preserve">Адрес регистрации: </w:t>
             </w:r>
             <w:r>
-              <w:t xml:space="preserve">бул. Кутузовский, д. 65, пос. Заречный, Новосибирская обл.</w:t>
+              <w:t xml:space="preserve">бул. Гагарина, д. 11, пос. Заречный, Ленинградская обл.</w:t>
             </w:r>
           </w:p>
           <w:p>
@@ -864,7 +864,7 @@
               <w:t xml:space="preserve">Тел.: </w:t>
             </w:r>
             <w:r>
-              <w:t xml:space="preserve">+7 (812) 734-52-65</w:t>
+              <w:t xml:space="preserve">+7 (499) 575-36-78</w:t>
             </w:r>
           </w:p>
           <w:p>
@@ -890,7 +890,7 @@
     <w:p>
       <w:r>
         <w:pict>
-          <v:shape id="tb1190" type="#_x0000_t202" style="position:absolute;margin-left:0;margin-top:0;width:400pt;height:40pt">
+          <v:shape id="tb4218" type="#_x0000_t202" style="position:absolute;margin-left:0;margin-top:0;width:400pt;height:40pt">
             <v:textbox>
               <w:txbxContent>
                 <w:p>
@@ -898,13 +898,13 @@
                     <w:t xml:space="preserve">ВНИМАНИЕ! Бухгалтерия: </w:t>
                   </w:r>
                   <w:r>
-                    <w:t xml:space="preserve">Орлов Пётр Павлович</w:t>
+                    <w:t xml:space="preserve">Морозов Сергей Юрьевич</w:t>
                   </w:r>
                   <w:r>
                     <w:t xml:space="preserve">, </w:t>
                   </w:r>
                   <w:r>
-                    <w:t xml:space="preserve">+7 (499) 624-58-14 доб. 391</w:t>
+                    <w:t xml:space="preserve">+7 (383) 221-16-87 доб. 594</w:t>
                   </w:r>
                 </w:p>
               </w:txbxContent>

--- a/tests/corpus_v2/docs/lease_0006.docx
+++ b/tests/corpus_v2/docs/lease_0006.docx
@@ -54,217 +54,217 @@
         <w:t xml:space="preserve">паспорт </w:t>
       </w:r>
       <w:r>
-        <w:t xml:space="preserve">20 18 785947</w:t>
+        <w:t xml:space="preserve">07 13 026145</w:t>
       </w:r>
       <w:r>
         <w:t xml:space="preserve">, выдан </w:t>
       </w:r>
       <w:r>
+        <w:t xml:space="preserve">ГУ МВД России по г. Москве</w:t>
+      </w:r>
+      <w:r>
+        <w:t xml:space="preserve"> </w:t>
+      </w:r>
+      <w:r>
+        <w:t xml:space="preserve">01.03.2004</w:t>
+      </w:r>
+      <w:r>
+        <w:t xml:space="preserve">, код подразделения </w:t>
+      </w:r>
+      <w:r>
+        <w:t xml:space="preserve">306-032</w:t>
+      </w:r>
+      <w:r>
+        <w:t xml:space="preserve">, именуемая в дальнейшем «Арендодатель»</w:t>
+      </w:r>
+      <w:r>
+        <w:t xml:space="preserve">, с одной стороны, и </w:t>
+      </w:r>
+      <w:r>
+        <w:t xml:space="preserve">Петрова Елена Егоровна</w:t>
+      </w:r>
+      <w:r>
+        <w:t xml:space="preserve">, </w:t>
+      </w:r>
+      <w:r>
+        <w:t xml:space="preserve">паспорт </w:t>
+      </w:r>
+      <w:r>
+        <w:t xml:space="preserve">34 15 973398</w:t>
+      </w:r>
+      <w:r>
+        <w:t xml:space="preserve">, выдан </w:t>
+      </w:r>
+      <w:r>
         <w:t xml:space="preserve">ОВД «Тропарёво» г. Москвы</w:t>
       </w:r>
       <w:r>
         <w:t xml:space="preserve"> </w:t>
       </w:r>
       <w:r>
-        <w:t xml:space="preserve">07.01.2006</w:t>
+        <w:t xml:space="preserve">14.12.2009</w:t>
       </w:r>
       <w:r>
         <w:t xml:space="preserve">, код подразделения </w:t>
       </w:r>
       <w:r>
-        <w:t xml:space="preserve">616-306</w:t>
-      </w:r>
-      <w:r>
-        <w:t xml:space="preserve">, именуемая в дальнейшем «Арендодатель»</w:t>
-      </w:r>
-      <w:r>
-        <w:t xml:space="preserve">, с одной стороны, и </w:t>
-      </w:r>
-      <w:r>
-        <w:t xml:space="preserve">Макаров Роман Дмитриевич</w:t>
+        <w:t xml:space="preserve">549-632</w:t>
+      </w:r>
+      <w:r>
+        <w:t xml:space="preserve">, именуемая в дальнейшем «Арендатор»</w:t>
+      </w:r>
+      <w:r>
+        <w:t xml:space="preserve">, с другой стороны, совместно именуемые «Стороны», заключили настоящий Договор № </w:t>
+      </w:r>
+      <w:r>
+        <w:t xml:space="preserve">68292/464-сс</w:t>
+      </w:r>
+      <w:r>
+        <w:t xml:space="preserve"> (далее — Договор) о нижеследующем:</w:t>
+      </w:r>
+    </w:p>
+    <w:p/>
+    <w:p>
+      <w:r>
+        <w:rPr>
+          <w:b/>
+        </w:rPr>
+        <w:t xml:space="preserve">1. ПРЕДМЕТ ДОГОВОРА</w:t>
+      </w:r>
+    </w:p>
+    <w:p>
+      <w:r>
+        <w:t xml:space="preserve">1.1. </w:t>
+      </w:r>
+      <w:r>
+        <w:t xml:space="preserve">Арендодатель обязуется передать Арендатору за плату во временное владение и пользование нежилое помещение.</w:t>
+      </w:r>
+    </w:p>
+    <w:p>
+      <w:r>
+        <w:t xml:space="preserve">1.2. </w:t>
+      </w:r>
+      <w:r>
+        <w:t xml:space="preserve">Срок передачи помещения по акту приёма-передачи — </w:t>
+      </w:r>
+      <w:r>
+        <w:t xml:space="preserve">в течение 5 (Пяти) рабочих дней с момента подписания акта</w:t>
+      </w:r>
+      <w:r>
+        <w:t xml:space="preserve">.</w:t>
+      </w:r>
+    </w:p>
+    <w:p>
+      <w:r>
+        <w:t xml:space="preserve">1.3. </w:t>
+      </w:r>
+      <w:r>
+        <w:t xml:space="preserve">Арендная плата за месяц: </w:t>
+      </w:r>
+      <w:r>
+        <w:t xml:space="preserve">Девяносто девять миллионов семьсот тысяч два рубля 00 копеек</w:t>
+      </w:r>
+      <w:r>
+        <w:t xml:space="preserve">, НДС не облагается</w:t>
+      </w:r>
+      <w:r>
+        <w:t xml:space="preserve">. Плата вносится ежемесячно не позднее 10-го числа текущего месяца.</w:t>
+      </w:r>
+    </w:p>
+    <w:p>
+      <w:r>
+        <w:t xml:space="preserve">1.4. </w:t>
+      </w:r>
+      <w:r>
+        <w:t xml:space="preserve">Арендатор обязан поддерживать помещение в исправном состоянии и производить текущий ремонт за свой счёт.</w:t>
+      </w:r>
+    </w:p>
+    <w:p/>
+    <w:p>
+      <w:r>
+        <w:rPr>
+          <w:b/>
+        </w:rPr>
+        <w:t xml:space="preserve">2. ЦЕНА И ПОРЯДОК РАСЧЁТОВ</w:t>
+      </w:r>
+    </w:p>
+    <w:p>
+      <w:r>
+        <w:t xml:space="preserve">2.1. Общая цена Договора: </w:t>
+      </w:r>
+      <w:r>
+        <w:t xml:space="preserve">217 000,44 руб.</w:t>
+      </w:r>
+      <w:r>
+        <w:t xml:space="preserve">, в т.ч. НДС </w:t>
+      </w:r>
+      <w:r>
+        <w:t xml:space="preserve">18%</w:t>
+      </w:r>
+      <w:r>
+        <w:t xml:space="preserve">.</w:t>
+      </w:r>
+    </w:p>
+    <w:p>
+      <w:r>
+        <w:t xml:space="preserve">2.2. Налог: </w:t>
+      </w:r>
+      <w:r>
+        <w:t xml:space="preserve">1/300 ключевой ставки ЦБ РФ годовых</w:t>
+      </w:r>
+      <w:r>
+        <w:t xml:space="preserve">, но не более </w:t>
+      </w:r>
+      <w:r>
+        <w:t xml:space="preserve">0,1 (одна десятая процента) % от цены Договора</w:t>
+      </w:r>
+      <w:r>
+        <w:t xml:space="preserve">.</w:t>
+      </w:r>
+    </w:p>
+    <w:p>
+      <w:r>
+        <w:t xml:space="preserve">2.3. Срок оплаты — </w:t>
+      </w:r>
+      <w:r>
+        <w:t xml:space="preserve">в течение 10 (Десяти) дней с даты подписания Сторонами акта сдачи-приемки оказанных услуг</w:t>
+      </w:r>
+      <w:r>
+        <w:t xml:space="preserve">.</w:t>
+      </w:r>
+    </w:p>
+    <w:p>
+      <w:r>
+        <w:t xml:space="preserve">2.4. </w:t>
+      </w:r>
+      <w:r>
+        <w:t xml:space="preserve">Товар поставляется в соответствии с </w:t>
+      </w:r>
+      <w:r>
+        <w:t xml:space="preserve">ГОСТ 7.32-2017</w:t>
+      </w:r>
+      <w:r>
+        <w:t xml:space="preserve">, артикул </w:t>
+      </w:r>
+      <w:r>
+        <w:t xml:space="preserve">RM-6544-84</w:t>
+      </w:r>
+      <w:r>
+        <w:t xml:space="preserve">, код </w:t>
+      </w:r>
+      <w:r>
+        <w:t xml:space="preserve">ОКВЭД 46.90</w:t>
+      </w:r>
+      <w:r>
+        <w:t xml:space="preserve">. Оплата по </w:t>
+      </w:r>
+      <w:r>
+        <w:t xml:space="preserve">КБК 18210101011011000110</w:t>
       </w:r>
       <w:r>
         <w:t xml:space="preserve">, </w:t>
       </w:r>
       <w:r>
-        <w:t xml:space="preserve">паспорт </w:t>
-      </w:r>
-      <w:r>
-        <w:t xml:space="preserve">18 15 345615</w:t>
-      </w:r>
-      <w:r>
-        <w:t xml:space="preserve">, выдан </w:t>
-      </w:r>
-      <w:r>
-        <w:t xml:space="preserve">ОВД «Тропарёво» г. Москвы</w:t>
-      </w:r>
-      <w:r>
-        <w:t xml:space="preserve"> </w:t>
-      </w:r>
-      <w:r>
-        <w:t xml:space="preserve">14.12.2009</w:t>
-      </w:r>
-      <w:r>
-        <w:t xml:space="preserve">, код подразделения </w:t>
-      </w:r>
-      <w:r>
-        <w:t xml:space="preserve">338-549</w:t>
-      </w:r>
-      <w:r>
-        <w:t xml:space="preserve">, именуемый в дальнейшем «Арендатор»</w:t>
-      </w:r>
-      <w:r>
-        <w:t xml:space="preserve">, с другой стороны, совместно именуемые «Стороны», заключили настоящий Договор № </w:t>
-      </w:r>
-      <w:r>
-        <w:t xml:space="preserve">68292/464-сс</w:t>
-      </w:r>
-      <w:r>
-        <w:t xml:space="preserve"> (далее — Договор) о нижеследующем:</w:t>
-      </w:r>
-    </w:p>
-    <w:p/>
-    <w:p>
-      <w:r>
-        <w:rPr>
-          <w:b/>
-        </w:rPr>
-        <w:t xml:space="preserve">1. ПРЕДМЕТ ДОГОВОРА</w:t>
-      </w:r>
-    </w:p>
-    <w:p>
-      <w:r>
-        <w:t xml:space="preserve">1.1. </w:t>
-      </w:r>
-      <w:r>
-        <w:t xml:space="preserve">Арендодатель обязуется передать Арендатору за плату во временное владение и пользование нежилое помещение.</w:t>
-      </w:r>
-    </w:p>
-    <w:p>
-      <w:r>
-        <w:t xml:space="preserve">1.2. </w:t>
-      </w:r>
-      <w:r>
-        <w:t xml:space="preserve">Срок передачи помещения по акту приёма-передачи — </w:t>
-      </w:r>
-      <w:r>
-        <w:t xml:space="preserve">в течение 5 (Пяти) рабочих дней с момента подписания акта</w:t>
-      </w:r>
-      <w:r>
-        <w:t xml:space="preserve">.</w:t>
-      </w:r>
-    </w:p>
-    <w:p>
-      <w:r>
-        <w:t xml:space="preserve">1.3. </w:t>
-      </w:r>
-      <w:r>
-        <w:t xml:space="preserve">Арендная плата за месяц: </w:t>
-      </w:r>
-      <w:r>
-        <w:t xml:space="preserve">Девяносто девять миллионов семьсот тысяч два рубля 00 копеек</w:t>
-      </w:r>
-      <w:r>
-        <w:t xml:space="preserve">, НДС не облагается</w:t>
-      </w:r>
-      <w:r>
-        <w:t xml:space="preserve">. Плата вносится ежемесячно не позднее 10-го числа текущего месяца.</w:t>
-      </w:r>
-    </w:p>
-    <w:p>
-      <w:r>
-        <w:t xml:space="preserve">1.4. </w:t>
-      </w:r>
-      <w:r>
-        <w:t xml:space="preserve">Арендатор обязан поддерживать помещение в исправном состоянии и производить текущий ремонт за свой счёт.</w:t>
-      </w:r>
-    </w:p>
-    <w:p/>
-    <w:p>
-      <w:r>
-        <w:rPr>
-          <w:b/>
-        </w:rPr>
-        <w:t xml:space="preserve">2. ЦЕНА И ПОРЯДОК РАСЧЁТОВ</w:t>
-      </w:r>
-    </w:p>
-    <w:p>
-      <w:r>
-        <w:t xml:space="preserve">2.1. Общая цена Договора: </w:t>
-      </w:r>
-      <w:r>
-        <w:t xml:space="preserve">217 000,44 руб.</w:t>
-      </w:r>
-      <w:r>
-        <w:t xml:space="preserve">, в т.ч. НДС </w:t>
-      </w:r>
-      <w:r>
-        <w:t xml:space="preserve">18%</w:t>
-      </w:r>
-      <w:r>
-        <w:t xml:space="preserve">.</w:t>
-      </w:r>
-    </w:p>
-    <w:p>
-      <w:r>
-        <w:t xml:space="preserve">2.2. Налог: </w:t>
-      </w:r>
-      <w:r>
-        <w:t xml:space="preserve">1/300 ключевой ставки ЦБ РФ годовых</w:t>
-      </w:r>
-      <w:r>
-        <w:t xml:space="preserve">, но не более </w:t>
-      </w:r>
-      <w:r>
-        <w:t xml:space="preserve">0,1 (одна десятая процента) % от цены Договора</w:t>
-      </w:r>
-      <w:r>
-        <w:t xml:space="preserve">.</w:t>
-      </w:r>
-    </w:p>
-    <w:p>
-      <w:r>
-        <w:t xml:space="preserve">2.3. Срок оплаты — </w:t>
-      </w:r>
-      <w:r>
-        <w:t xml:space="preserve">в течение 10 (Десяти) дней с даты подписания Сторонами акта сдачи-приемки оказанных услуг</w:t>
-      </w:r>
-      <w:r>
-        <w:t xml:space="preserve">.</w:t>
-      </w:r>
-    </w:p>
-    <w:p>
-      <w:r>
-        <w:t xml:space="preserve">2.4. </w:t>
-      </w:r>
-      <w:r>
-        <w:t xml:space="preserve">Товар поставляется в соответствии с </w:t>
-      </w:r>
-      <w:r>
-        <w:t xml:space="preserve">ГОСТ 7.32-2017</w:t>
-      </w:r>
-      <w:r>
-        <w:t xml:space="preserve">, артикул </w:t>
-      </w:r>
-      <w:r>
-        <w:t xml:space="preserve">RM-6544-84</w:t>
-      </w:r>
-      <w:r>
-        <w:t xml:space="preserve">, код </w:t>
-      </w:r>
-      <w:r>
-        <w:t xml:space="preserve">ОКВЭД 46.90</w:t>
-      </w:r>
-      <w:r>
-        <w:t xml:space="preserve">. Оплата по </w:t>
-      </w:r>
-      <w:r>
-        <w:t xml:space="preserve">КБК 18210101011011000110</w:t>
-      </w:r>
-      <w:r>
-        <w:t xml:space="preserve">, </w:t>
-      </w:r>
-      <w:r>
         <w:t xml:space="preserve">ОКТМО 45382000</w:t>
       </w:r>
       <w:r>
@@ -304,10 +304,16 @@
         <w:t xml:space="preserve">МКАС при ТПП РФ</w:t>
       </w:r>
       <w:r>
+        <w:t xml:space="preserve">. Товар отгружается с сопроводительным документом паспорт качества № </w:t>
+      </w:r>
+      <w:r>
+        <w:t xml:space="preserve">92 24 554686</w:t>
+      </w:r>
+      <w:r>
         <w:t xml:space="preserve">. Цена — </w:t>
       </w:r>
       <w:r>
-        <w:t xml:space="preserve">73 800 000 (семьдесят три миллиона восемьсот тысяч) ₽</w:t>
+        <w:t xml:space="preserve">100 000 (сто тысяч) ₽</w:t>
       </w:r>
       <w:r>
         <w:t xml:space="preserve">, НДС не облагается, т.к. применяется УСН</w:t>
@@ -330,7 +336,7 @@
         <w:t xml:space="preserve">3.1. Место исполнения обязательств: </w:t>
       </w:r>
       <w:r>
-        <w:t xml:space="preserve">пер. Ленина, д. 84, пгт. Софрино, Свердловская обл.</w:t>
+        <w:t xml:space="preserve">бул. Профсоюзная, д. 73, с. Ивановское, Московская обл.</w:t>
       </w:r>
       <w:r>
         <w:t xml:space="preserve">.</w:t>
@@ -341,13 +347,13 @@
         <w:t xml:space="preserve">3.2. Уведомления направляются </w:t>
       </w:r>
       <w:r>
-        <w:t xml:space="preserve">Макарову Роману Дмитриевичу</w:t>
+        <w:t xml:space="preserve">Петровой Елене Егоровне</w:t>
       </w:r>
       <w:r>
         <w:t xml:space="preserve"> по телефону </w:t>
       </w:r>
       <w:r>
-        <w:t xml:space="preserve">+7 (383) 353-22-91</w:t>
+        <w:t xml:space="preserve">+7 (846) 257-19-46</w:t>
       </w:r>
       <w:r>
         <w:t xml:space="preserve">.</w:t>
@@ -358,7 +364,7 @@
         <w:t xml:space="preserve">3.3. Срок исполнения обязательств — </w:t>
       </w:r>
       <w:r>
-        <w:t xml:space="preserve">не позднее 05.02.2026</w:t>
+        <w:t xml:space="preserve">не позднее 17.08.2025</w:t>
       </w:r>
       <w:r>
         <w:t xml:space="preserve">.</w:t>
@@ -389,7 +395,7 @@
         <w:t xml:space="preserve">Размер неустойки за нарушение сроков оплаты: </w:t>
       </w:r>
       <w:r>
-        <w:t xml:space="preserve">20 (двадцать) процентов от стоимости неоплаченных работ</w:t>
+        <w:t xml:space="preserve">15 (пятнадцать) процентов от стоимости неоплаченных работ</w:t>
       </w:r>
       <w:r>
         <w:t xml:space="preserve">. Предельный размер ответственности: </w:t>
@@ -431,7 +437,7 @@
         <w:t xml:space="preserve">Все споры и разногласия решаются путём переговоров. Претензионный порядок обязателен, срок ответа на претензию — </w:t>
       </w:r>
       <w:r>
-        <w:t xml:space="preserve">в течение 45 (Сорока пяти) календарных дней с момента выставления счета</w:t>
+        <w:t xml:space="preserve">в течение 14 (Четырнадцати) календарных дней с момента выставления счета</w:t>
       </w:r>
       <w:r>
         <w:t xml:space="preserve">.</w:t>
@@ -566,7 +572,7 @@
         <w:t xml:space="preserve">Расторжение Договора в одностороннем порядке допускается при существенном нарушении его условий другой Стороной. Срок направления уведомления — </w:t>
       </w:r>
       <w:r>
-        <w:t xml:space="preserve">не позднее 27.05.2025</w:t>
+        <w:t xml:space="preserve">не позднее 11.09.2025</w:t>
       </w:r>
       <w:r>
         <w:t xml:space="preserve">.</w:t>
@@ -583,13 +589,13 @@
         <w:t xml:space="preserve">, тел. </w:t>
       </w:r>
       <w:r>
-        <w:t xml:space="preserve">+7 (812) 429-81-32</w:t>
+        <w:t xml:space="preserve">+7 (843) 225-85-86</w:t>
       </w:r>
       <w:r>
         <w:t xml:space="preserve">, адрес для корреспонденции: </w:t>
       </w:r>
       <w:r>
-        <w:t xml:space="preserve">проезд Профсоюзная, д. 77, д. Малые Вязёмы, Новосибирская обл.</w:t>
+        <w:t xml:space="preserve">бул. Садовая, д. 73, пос. Заречный, Тверская обл.</w:t>
       </w:r>
       <w:r>
         <w:t xml:space="preserve">.</w:t>
@@ -614,7 +620,7 @@
         <w:rPr>
           <w:b/>
         </w:rPr>
-        <w:t xml:space="preserve">6/2</w:t>
+        <w:t xml:space="preserve">1/2</w:t>
       </w:r>
       <w:r>
         <w:t xml:space="preserve">4</w:t>
@@ -631,10 +637,10 @@
         <w:rPr>
           <w:b/>
         </w:rPr>
-        <w:t xml:space="preserve">9130</w:t>
-      </w:r>
-      <w:r>
-        <w:t xml:space="preserve">0000 (Девяносто один миллион триста тысяч) рублей 0 коп.</w:t>
+        <w:t xml:space="preserve">431</w:t>
+      </w:r>
+      <w:r>
+        <w:t xml:space="preserve">0000 (Четыре миллиона триста десять тысяч) рублей 5 коп.</w:t>
       </w:r>
       <w:r>
         <w:t xml:space="preserve">.</w:t>
@@ -662,7 +668,7 @@
         <w:t xml:space="preserve">9.4. Контрольная запись: </w:t>
       </w:r>
       <w:r>
-        <w:t xml:space="preserve">в тeчение 24 месяцев с момента заключения контракта</w:t>
+        <w:t xml:space="preserve">в тeчение 36 месяцев с момента заключения контракта</w:t>
       </w:r>
       <w:r>
         <w:t xml:space="preserve">.</w:t>
@@ -722,7 +728,7 @@
               <w:t xml:space="preserve">Дата рождения: </w:t>
             </w:r>
             <w:r>
-              <w:t xml:space="preserve">14.03.1958</w:t>
+              <w:t xml:space="preserve">06.01.1958</w:t>
             </w:r>
           </w:p>
           <w:p>
@@ -730,7 +736,7 @@
               <w:t xml:space="preserve">Адрес регистрации: </w:t>
             </w:r>
             <w:r>
-              <w:t xml:space="preserve">бул. Полевая, д. 22, пгт. Софрино, Свердловская обл.</w:t>
+              <w:t xml:space="preserve">бул. Победы, д. 21, рп. Обухово, Московская обл.</w:t>
             </w:r>
           </w:p>
           <w:p>
@@ -738,16 +744,16 @@
               <w:t xml:space="preserve">Паспорт </w:t>
             </w:r>
             <w:r>
-              <w:t xml:space="preserve">20 18 785947</w:t>
-            </w:r>
-            <w:r>
-              <w:t xml:space="preserve">, выдан ОВД «Тропарёво» г. Москвы 07.01.2006</w:t>
+              <w:t xml:space="preserve">07 13 026145</w:t>
+            </w:r>
+            <w:r>
+              <w:t xml:space="preserve">, выдан ГУ МВД России по г. Москве 01.03.2004</w:t>
             </w:r>
             <w:r>
               <w:t xml:space="preserve">, код подразделения </w:t>
             </w:r>
             <w:r>
-              <w:t xml:space="preserve">616-306</w:t>
+              <w:t xml:space="preserve">306-032</w:t>
             </w:r>
           </w:p>
           <w:p>
@@ -755,13 +761,13 @@
               <w:t xml:space="preserve">СНИЛС </w:t>
             </w:r>
             <w:r>
-              <w:t xml:space="preserve">495-326-670 25</w:t>
+              <w:t xml:space="preserve">326-670-289 86</w:t>
             </w:r>
             <w:r>
               <w:t xml:space="preserve"> ИНН </w:t>
             </w:r>
             <w:r>
-              <w:t xml:space="preserve">060834305664</w:t>
+              <w:t xml:space="preserve">834305649503</w:t>
             </w:r>
           </w:p>
           <w:p>
@@ -769,7 +775,7 @@
               <w:t xml:space="preserve">Тел.: </w:t>
             </w:r>
             <w:r>
-              <w:t xml:space="preserve">+7 (495) 303-22-90</w:t>
+              <w:t xml:space="preserve">+7 (495) 364-31-69</w:t>
             </w:r>
           </w:p>
           <w:p>
@@ -777,7 +783,7 @@
               <w:t xml:space="preserve">E-mail: </w:t>
             </w:r>
             <w:r>
-              <w:t xml:space="preserve">kuznecova@corp-tehno.ru</w:t>
+              <w:t xml:space="preserve">kuznecova@gmail.com</w:t>
             </w:r>
           </w:p>
           <w:p/>
@@ -804,12 +810,12 @@
           </w:p>
           <w:p>
             <w:r>
-              <w:t xml:space="preserve">Тверь, Кутузовский 7</w:t>
-            </w:r>
-          </w:p>
-          <w:p>
-            <w:r>
-              <w:t xml:space="preserve">Макаров Роман Дмитриевич</w:t>
+              <w:t xml:space="preserve">Самара, Лесная 8</w:t>
+            </w:r>
+          </w:p>
+          <w:p>
+            <w:r>
+              <w:t xml:space="preserve">Петрова Елена Егоровна</w:t>
             </w:r>
           </w:p>
           <w:p>
@@ -825,7 +831,7 @@
               <w:t xml:space="preserve">Адрес регистрации: </w:t>
             </w:r>
             <w:r>
-              <w:t xml:space="preserve">бул. Гагарина, д. 11, пос. Заречный, Ленинградская обл.</w:t>
+              <w:t xml:space="preserve">ш. Кутузовский, д. 7, тер. СНТ «Родник», Московская обл.</w:t>
             </w:r>
           </w:p>
           <w:p>
@@ -833,7 +839,7 @@
               <w:t xml:space="preserve">Паспорт </w:t>
             </w:r>
             <w:r>
-              <w:t xml:space="preserve">18 15 345615</w:t>
+              <w:t xml:space="preserve">34 15 973398</w:t>
             </w:r>
             <w:r>
               <w:t xml:space="preserve">, выдан ОВД «Тропарёво» г. Москвы 14.12.2009</w:t>
@@ -842,7 +848,7 @@
               <w:t xml:space="preserve">, код подразделения </w:t>
             </w:r>
             <w:r>
-              <w:t xml:space="preserve">338-549</w:t>
+              <w:t xml:space="preserve">549-632</w:t>
             </w:r>
           </w:p>
           <w:p>
@@ -850,13 +856,13 @@
               <w:t xml:space="preserve">СНИЛС </w:t>
             </w:r>
             <w:r>
-              <w:t xml:space="preserve">223-011-439 91</w:t>
+              <w:t xml:space="preserve">114-392-755 51</w:t>
             </w:r>
             <w:r>
               <w:t xml:space="preserve"> ИНН </w:t>
             </w:r>
             <w:r>
-              <w:t xml:space="preserve">264710252405</w:t>
+              <w:t xml:space="preserve">102524223032</w:t>
             </w:r>
           </w:p>
           <w:p>
@@ -864,7 +870,7 @@
               <w:t xml:space="preserve">Тел.: </w:t>
             </w:r>
             <w:r>
-              <w:t xml:space="preserve">+7 (499) 575-36-78</w:t>
+              <w:t xml:space="preserve">+7 (812) 246-88-25</w:t>
             </w:r>
           </w:p>
           <w:p>
@@ -872,7 +878,7 @@
               <w:t xml:space="preserve">E-mail: </w:t>
             </w:r>
             <w:r>
-              <w:t xml:space="preserve">makarov@romashka.ru</w:t>
+              <w:t xml:space="preserve">petrova@romashka.ru</w:t>
             </w:r>
           </w:p>
           <w:p/>
@@ -881,7 +887,7 @@
               <w:t xml:space="preserve">______________ </w:t>
             </w:r>
             <w:r>
-              <w:t xml:space="preserve">Макаров Р. Д.</w:t>
+              <w:t xml:space="preserve">Петрова Е. Е.</w:t>
             </w:r>
           </w:p>
         </w:tc>
@@ -890,7 +896,7 @@
     <w:p>
       <w:r>
         <w:pict>
-          <v:shape id="tb4218" type="#_x0000_t202" style="position:absolute;margin-left:0;margin-top:0;width:400pt;height:40pt">
+          <v:shape id="tb9072" type="#_x0000_t202" style="position:absolute;margin-left:0;margin-top:0;width:400pt;height:40pt">
             <v:textbox>
               <w:txbxContent>
                 <w:p>
@@ -898,13 +904,13 @@
                     <w:t xml:space="preserve">ВНИМАНИЕ! Бухгалтерия: </w:t>
                   </w:r>
                   <w:r>
-                    <w:t xml:space="preserve">Морозов Сергей Юрьевич</w:t>
+                    <w:t xml:space="preserve">Волкова Наталья Олеговна</w:t>
                   </w:r>
                   <w:r>
                     <w:t xml:space="preserve">, </w:t>
                   </w:r>
                   <w:r>
-                    <w:t xml:space="preserve">+7 (383) 221-16-87 доб. 594</w:t>
+                    <w:t xml:space="preserve">+7 (495) 673-16-35 доб. 430</w:t>
                   </w:r>
                 </w:p>
               </w:txbxContent>
@@ -935,7 +941,7 @@
         <w:t xml:space="preserve">Арендатор: _______________ /</w:t>
       </w:r>
       <w:r>
-        <w:t xml:space="preserve">Макаров Роман Дмитриевич</w:t>
+        <w:t xml:space="preserve">Петрова Елена Егоровна</w:t>
       </w:r>
       <w:r>
         <w:t xml:space="preserve">/</w:t>

--- a/tests/corpus_v2/docs/lease_0006.docx
+++ b/tests/corpus_v2/docs/lease_0006.docx
@@ -60,19 +60,19 @@
         <w:t xml:space="preserve">, выдан </w:t>
       </w:r>
       <w:r>
-        <w:t xml:space="preserve">ГУ МВД России по г. Москве</w:t>
+        <w:t xml:space="preserve">ОВД «Тропарёво» г. Москвы</w:t>
       </w:r>
       <w:r>
         <w:t xml:space="preserve"> </w:t>
       </w:r>
       <w:r>
-        <w:t xml:space="preserve">01.03.2004</w:t>
+        <w:t xml:space="preserve">05.02.2012</w:t>
       </w:r>
       <w:r>
         <w:t xml:space="preserve">, код подразделения </w:t>
       </w:r>
       <w:r>
-        <w:t xml:space="preserve">306-032</w:t>
+        <w:t xml:space="preserve">981-202</w:t>
       </w:r>
       <w:r>
         <w:t xml:space="preserve">, именуемая в дальнейшем «Арендодатель»</w:t>
@@ -81,7 +81,7 @@
         <w:t xml:space="preserve">, с одной стороны, и </w:t>
       </w:r>
       <w:r>
-        <w:t xml:space="preserve">Петрова Елена Егоровна</w:t>
+        <w:t xml:space="preserve">Кузнецов Артём Егорович</w:t>
       </w:r>
       <w:r>
         <w:t xml:space="preserve">, </w:t>
@@ -108,10 +108,10 @@
         <w:t xml:space="preserve">, код подразделения </w:t>
       </w:r>
       <w:r>
-        <w:t xml:space="preserve">549-632</w:t>
-      </w:r>
-      <w:r>
-        <w:t xml:space="preserve">, именуемая в дальнейшем «Арендатор»</w:t>
+        <w:t xml:space="preserve">632-889</w:t>
+      </w:r>
+      <w:r>
+        <w:t xml:space="preserve">, именуемый в дальнейшем «Арендатор»</w:t>
       </w:r>
       <w:r>
         <w:t xml:space="preserve">, с другой стороны, совместно именуемые «Стороны», заключили настоящий Договор № </w:t>
@@ -310,10 +310,46 @@
         <w:t xml:space="preserve">92 24 554686</w:t>
       </w:r>
       <w:r>
+        <w:t xml:space="preserve">. К партии приложен паспорт изделия № </w:t>
+      </w:r>
+      <w:r>
+        <w:t xml:space="preserve">01 09 029090</w:t>
+      </w:r>
+      <w:r>
+        <w:t xml:space="preserve">. Оборудование поставляется с паспортом транспортного средства № </w:t>
+      </w:r>
+      <w:r>
+        <w:t xml:space="preserve">47 21 594842</w:t>
+      </w:r>
+      <w:r>
+        <w:t xml:space="preserve">. Приёмка производится согласно техническому паспорту </w:t>
+      </w:r>
+      <w:r>
+        <w:t xml:space="preserve">56 19 259768</w:t>
+      </w:r>
+      <w:r>
+        <w:t xml:space="preserve">. СНИЛС не указан, номер заказа </w:t>
+      </w:r>
+      <w:r>
+        <w:t xml:space="preserve">101-656-158 09</w:t>
+      </w:r>
+      <w:r>
+        <w:t xml:space="preserve">. Дата рождения не проставлена, документ выдан </w:t>
+      </w:r>
+      <w:r>
+        <w:t xml:space="preserve">10.09.2022</w:t>
+      </w:r>
+      <w:r>
+        <w:t xml:space="preserve">. Код подразделения, см. артикул </w:t>
+      </w:r>
+      <w:r>
+        <w:t xml:space="preserve">883-146</w:t>
+      </w:r>
+      <w:r>
         <w:t xml:space="preserve">. Цена — </w:t>
       </w:r>
       <w:r>
-        <w:t xml:space="preserve">100 000 (сто тысяч) ₽</w:t>
+        <w:t xml:space="preserve">4 630 000 (четыре миллиона шестьсот тридцать тысяч) ₽</w:t>
       </w:r>
       <w:r>
         <w:t xml:space="preserve">, НДС не облагается, т.к. применяется УСН</w:t>
@@ -336,7 +372,7 @@
         <w:t xml:space="preserve">3.1. Место исполнения обязательств: </w:t>
       </w:r>
       <w:r>
-        <w:t xml:space="preserve">бул. Профсоюзная, д. 73, с. Ивановское, Московская обл.</w:t>
+        <w:t xml:space="preserve">ш. Садовая, д. 23, рп. Обухово, Московская обл.</w:t>
       </w:r>
       <w:r>
         <w:t xml:space="preserve">.</w:t>
@@ -347,13 +383,13 @@
         <w:t xml:space="preserve">3.2. Уведомления направляются </w:t>
       </w:r>
       <w:r>
-        <w:t xml:space="preserve">Петровой Елене Егоровне</w:t>
+        <w:t xml:space="preserve">Кузнецову Артёму Егоровичу</w:t>
       </w:r>
       <w:r>
         <w:t xml:space="preserve"> по телефону </w:t>
       </w:r>
       <w:r>
-        <w:t xml:space="preserve">+7 (846) 257-19-46</w:t>
+        <w:t xml:space="preserve">+7 (383) 970-86-44</w:t>
       </w:r>
       <w:r>
         <w:t xml:space="preserve">.</w:t>
@@ -364,7 +400,7 @@
         <w:t xml:space="preserve">3.3. Срок исполнения обязательств — </w:t>
       </w:r>
       <w:r>
-        <w:t xml:space="preserve">не позднее 17.08.2025</w:t>
+        <w:t xml:space="preserve">не позднее 19.06.2026</w:t>
       </w:r>
       <w:r>
         <w:t xml:space="preserve">.</w:t>
@@ -395,7 +431,7 @@
         <w:t xml:space="preserve">Размер неустойки за нарушение сроков оплаты: </w:t>
       </w:r>
       <w:r>
-        <w:t xml:space="preserve">15 (пятнадцать) процентов от стоимости неоплаченных работ</w:t>
+        <w:t xml:space="preserve">20 (двадцать) процентов от стоимости неоплаченных работ</w:t>
       </w:r>
       <w:r>
         <w:t xml:space="preserve">. Предельный размер ответственности: </w:t>
@@ -437,7 +473,7 @@
         <w:t xml:space="preserve">Все споры и разногласия решаются путём переговоров. Претензионный порядок обязателен, срок ответа на претензию — </w:t>
       </w:r>
       <w:r>
-        <w:t xml:space="preserve">в течение 14 (Четырнадцати) календарных дней с момента выставления счета</w:t>
+        <w:t xml:space="preserve">в течение 3 (Трёх) календарных дней с момента выставления счета</w:t>
       </w:r>
       <w:r>
         <w:t xml:space="preserve">.</w:t>
@@ -572,7 +608,7 @@
         <w:t xml:space="preserve">Расторжение Договора в одностороннем порядке допускается при существенном нарушении его условий другой Стороной. Срок направления уведомления — </w:t>
       </w:r>
       <w:r>
-        <w:t xml:space="preserve">не позднее 11.09.2025</w:t>
+        <w:t xml:space="preserve">не позднее 22.08.2026</w:t>
       </w:r>
       <w:r>
         <w:t xml:space="preserve">.</w:t>
@@ -589,13 +625,13 @@
         <w:t xml:space="preserve">, тел. </w:t>
       </w:r>
       <w:r>
-        <w:t xml:space="preserve">+7 (843) 225-85-86</w:t>
+        <w:t xml:space="preserve">+7 (843) 706-16-42</w:t>
       </w:r>
       <w:r>
         <w:t xml:space="preserve">, адрес для корреспонденции: </w:t>
       </w:r>
       <w:r>
-        <w:t xml:space="preserve">бул. Садовая, д. 73, пос. Заречный, Тверская обл.</w:t>
+        <w:t xml:space="preserve">ул. Октябрьская, д. 50, пос. Заречный, Республика Татарстан</w:t>
       </w:r>
       <w:r>
         <w:t xml:space="preserve">.</w:t>
@@ -620,10 +656,10 @@
         <w:rPr>
           <w:b/>
         </w:rPr>
-        <w:t xml:space="preserve">1/2</w:t>
-      </w:r>
-      <w:r>
-        <w:t xml:space="preserve">4</w:t>
+        <w:t xml:space="preserve">6/2</w:t>
+      </w:r>
+      <w:r>
+        <w:t xml:space="preserve">3</w:t>
       </w:r>
       <w:r>
         <w:t xml:space="preserve">.</w:t>
@@ -637,10 +673,10 @@
         <w:rPr>
           <w:b/>
         </w:rPr>
-        <w:t xml:space="preserve">431</w:t>
-      </w:r>
-      <w:r>
-        <w:t xml:space="preserve">0000 (Четыре миллиона триста десять тысяч) рублей 5 коп.</w:t>
+        <w:t xml:space="preserve">856</w:t>
+      </w:r>
+      <w:r>
+        <w:t xml:space="preserve">0000 (Восемь миллионов пятьсот шестьдесят тысяч) рублей 0 коп.</w:t>
       </w:r>
       <w:r>
         <w:t xml:space="preserve">.</w:t>
@@ -668,7 +704,7 @@
         <w:t xml:space="preserve">9.4. Контрольная запись: </w:t>
       </w:r>
       <w:r>
-        <w:t xml:space="preserve">в тeчение 36 месяцев с момента заключения контракта</w:t>
+        <w:t xml:space="preserve">в течение ЗО рабочих дней с момента заключения контракта</w:t>
       </w:r>
       <w:r>
         <w:t xml:space="preserve">.</w:t>
@@ -728,7 +764,7 @@
               <w:t xml:space="preserve">Дата рождения: </w:t>
             </w:r>
             <w:r>
-              <w:t xml:space="preserve">06.01.1958</w:t>
+              <w:t xml:space="preserve">02/12/1971</w:t>
             </w:r>
           </w:p>
           <w:p>
@@ -736,7 +772,7 @@
               <w:t xml:space="preserve">Адрес регистрации: </w:t>
             </w:r>
             <w:r>
-              <w:t xml:space="preserve">бул. Победы, д. 21, рп. Обухово, Московская обл.</w:t>
+              <w:t xml:space="preserve">ш. Лесная, д. 8, пгт. Софрино, Ленинградская обл.</w:t>
             </w:r>
           </w:p>
           <w:p>
@@ -747,13 +783,13 @@
               <w:t xml:space="preserve">07 13 026145</w:t>
             </w:r>
             <w:r>
-              <w:t xml:space="preserve">, выдан ГУ МВД России по г. Москве 01.03.2004</w:t>
+              <w:t xml:space="preserve">, выдан ОВД «Тропарёво» г. Москвы 05.02.2012</w:t>
             </w:r>
             <w:r>
               <w:t xml:space="preserve">, код подразделения </w:t>
             </w:r>
             <w:r>
-              <w:t xml:space="preserve">306-032</w:t>
+              <w:t xml:space="preserve">981-202</w:t>
             </w:r>
           </w:p>
           <w:p>
@@ -761,13 +797,13 @@
               <w:t xml:space="preserve">СНИЛС </w:t>
             </w:r>
             <w:r>
-              <w:t xml:space="preserve">326-670-289 86</w:t>
+              <w:t xml:space="preserve">667-028-940 26</w:t>
             </w:r>
             <w:r>
               <w:t xml:space="preserve"> ИНН </w:t>
             </w:r>
             <w:r>
-              <w:t xml:space="preserve">834305649503</w:t>
+              <w:t xml:space="preserve">430564953247</w:t>
             </w:r>
           </w:p>
           <w:p>
@@ -775,7 +811,7 @@
               <w:t xml:space="preserve">Тел.: </w:t>
             </w:r>
             <w:r>
-              <w:t xml:space="preserve">+7 (495) 364-31-69</w:t>
+              <w:t xml:space="preserve">+7 (383) 443-65-88</w:t>
             </w:r>
           </w:p>
           <w:p>
@@ -783,7 +819,7 @@
               <w:t xml:space="preserve">E-mail: </w:t>
             </w:r>
             <w:r>
-              <w:t xml:space="preserve">kuznecova@gmail.com</w:t>
+              <w:t xml:space="preserve">kuznecova@romashka.ru</w:t>
             </w:r>
           </w:p>
           <w:p/>
@@ -810,12 +846,12 @@
           </w:p>
           <w:p>
             <w:r>
-              <w:t xml:space="preserve">Самара, Лесная 8</w:t>
-            </w:r>
-          </w:p>
-          <w:p>
-            <w:r>
-              <w:t xml:space="preserve">Петрова Елена Егоровна</w:t>
+              <w:t xml:space="preserve">Новосибирск, Ленинградская 62</w:t>
+            </w:r>
+          </w:p>
+          <w:p>
+            <w:r>
+              <w:t xml:space="preserve">Кузнецов Артём Егорович</w:t>
             </w:r>
           </w:p>
           <w:p>
@@ -831,7 +867,7 @@
               <w:t xml:space="preserve">Адрес регистрации: </w:t>
             </w:r>
             <w:r>
-              <w:t xml:space="preserve">ш. Кутузовский, д. 7, тер. СНТ «Родник», Московская обл.</w:t>
+              <w:t xml:space="preserve">ул. Садовая, д. 12, тер. СНТ «Родник», Тверская обл.</w:t>
             </w:r>
           </w:p>
           <w:p>
@@ -848,7 +884,7 @@
               <w:t xml:space="preserve">, код подразделения </w:t>
             </w:r>
             <w:r>
-              <w:t xml:space="preserve">549-632</w:t>
+              <w:t xml:space="preserve">632-889</w:t>
             </w:r>
           </w:p>
           <w:p>
@@ -856,13 +892,13 @@
               <w:t xml:space="preserve">СНИЛС </w:t>
             </w:r>
             <w:r>
-              <w:t xml:space="preserve">114-392-755 51</w:t>
+              <w:t xml:space="preserve">143-927-558 86</w:t>
             </w:r>
             <w:r>
               <w:t xml:space="preserve"> ИНН </w:t>
             </w:r>
             <w:r>
-              <w:t xml:space="preserve">102524223032</w:t>
+              <w:t xml:space="preserve">025242230157</w:t>
             </w:r>
           </w:p>
           <w:p>
@@ -870,7 +906,7 @@
               <w:t xml:space="preserve">Тел.: </w:t>
             </w:r>
             <w:r>
-              <w:t xml:space="preserve">+7 (812) 246-88-25</w:t>
+              <w:t xml:space="preserve">+7 (383) 491-14-46</w:t>
             </w:r>
           </w:p>
           <w:p>
@@ -878,7 +914,7 @@
               <w:t xml:space="preserve">E-mail: </w:t>
             </w:r>
             <w:r>
-              <w:t xml:space="preserve">petrova@romashka.ru</w:t>
+              <w:t xml:space="preserve">kuznecov@mail.ru</w:t>
             </w:r>
           </w:p>
           <w:p/>
@@ -887,7 +923,7 @@
               <w:t xml:space="preserve">______________ </w:t>
             </w:r>
             <w:r>
-              <w:t xml:space="preserve">Петрова Е. Е.</w:t>
+              <w:t xml:space="preserve">Кузнецов А. Е.</w:t>
             </w:r>
           </w:p>
         </w:tc>
@@ -896,7 +932,7 @@
     <w:p>
       <w:r>
         <w:pict>
-          <v:shape id="tb9072" type="#_x0000_t202" style="position:absolute;margin-left:0;margin-top:0;width:400pt;height:40pt">
+          <v:shape id="tb1678" type="#_x0000_t202" style="position:absolute;margin-left:0;margin-top:0;width:400pt;height:40pt">
             <v:textbox>
               <w:txbxContent>
                 <w:p>
@@ -904,13 +940,13 @@
                     <w:t xml:space="preserve">ВНИМАНИЕ! Бухгалтерия: </w:t>
                   </w:r>
                   <w:r>
-                    <w:t xml:space="preserve">Волкова Наталья Олеговна</w:t>
+                    <w:t xml:space="preserve">Соколова Екатерина Егоровна</w:t>
                   </w:r>
                   <w:r>
                     <w:t xml:space="preserve">, </w:t>
                   </w:r>
                   <w:r>
-                    <w:t xml:space="preserve">+7 (495) 673-16-35 доб. 430</w:t>
+                    <w:t xml:space="preserve">+7 (812) 148-71-24 доб. 265</w:t>
                   </w:r>
                 </w:p>
               </w:txbxContent>
@@ -941,7 +977,7 @@
         <w:t xml:space="preserve">Арендатор: _______________ /</w:t>
       </w:r>
       <w:r>
-        <w:t xml:space="preserve">Петрова Елена Егоровна</w:t>
+        <w:t xml:space="preserve">Кузнецов Артём Егорович</w:t>
       </w:r>
       <w:r>
         <w:t xml:space="preserve">/</w:t>

--- a/tests/corpus_v2/docs/lease_0006.docx
+++ b/tests/corpus_v2/docs/lease_0006.docx
@@ -358,368 +358,120 @@
         <w:t xml:space="preserve">.</w:t>
       </w:r>
     </w:p>
-    <w:p/>
-    <w:p>
-      <w:r>
-        <w:rPr>
-          <w:b/>
-        </w:rPr>
-        <w:t xml:space="preserve">3. МЕСТО И СРОКИ ИСПОЛНЕНИЯ</w:t>
-      </w:r>
-    </w:p>
-    <w:p>
-      <w:r>
-        <w:t xml:space="preserve">3.1. Место исполнения обязательств: </w:t>
-      </w:r>
-      <w:r>
-        <w:t xml:space="preserve">ш. Садовая, д. 23, рп. Обухово, Московская обл.</w:t>
-      </w:r>
-      <w:r>
-        <w:t xml:space="preserve">.</w:t>
-      </w:r>
-    </w:p>
-    <w:p>
-      <w:r>
-        <w:t xml:space="preserve">3.2. Уведомления направляются </w:t>
-      </w:r>
-      <w:r>
-        <w:t xml:space="preserve">Кузнецову Артёму Егоровичу</w:t>
-      </w:r>
-      <w:r>
-        <w:t xml:space="preserve"> по телефону </w:t>
-      </w:r>
-      <w:r>
-        <w:t xml:space="preserve">+7 (383) 970-86-44</w:t>
-      </w:r>
-      <w:r>
-        <w:t xml:space="preserve">.</w:t>
-      </w:r>
-    </w:p>
-    <w:p>
-      <w:r>
-        <w:t xml:space="preserve">3.3. Срок исполнения обязательств — </w:t>
-      </w:r>
-      <w:r>
-        <w:t xml:space="preserve">не позднее 19.06.2026</w:t>
-      </w:r>
-      <w:r>
-        <w:t xml:space="preserve">.</w:t>
-      </w:r>
-    </w:p>
-    <w:p/>
-    <w:p>
-      <w:r>
-        <w:rPr>
-          <w:b/>
-        </w:rPr>
-        <w:t xml:space="preserve">4. ПРОЧИЕ УСЛОВИЯ</w:t>
-      </w:r>
-    </w:p>
-    <w:p>
-      <w:r>
-        <w:t xml:space="preserve">4.1. </w:t>
-      </w:r>
-      <w:r>
-        <w:t xml:space="preserve">Стороны несут ответственность за неисполнение или ненадлежащее исполнение обязательств в соответствии с законодательством Российской Федерации.</w:t>
-      </w:r>
-    </w:p>
-    <w:p>
-      <w:r>
-        <w:t xml:space="preserve">4.2. </w:t>
-      </w:r>
-      <w:r>
-        <w:t xml:space="preserve">Размер неустойки за нарушение сроков оплаты: </w:t>
-      </w:r>
-      <w:r>
-        <w:t xml:space="preserve">20 (двадцать) процентов от стоимости неоплаченных работ</w:t>
-      </w:r>
-      <w:r>
-        <w:t xml:space="preserve">. Предельный размер ответственности: </w:t>
-      </w:r>
-      <w:r>
-        <w:t xml:space="preserve">1/150 ключевой ставки ЦБ РФ за каждый день просрочки</w:t>
-      </w:r>
-      <w:r>
-        <w:t xml:space="preserve">.</w:t>
-      </w:r>
-    </w:p>
-    <w:p>
-      <w:r>
-        <w:t xml:space="preserve">4.3. </w:t>
-      </w:r>
-      <w:r>
-        <w:t xml:space="preserve">Стороны освобождаются от ответственности при наступлении обстоятельств непреодолимой силы, если они прямо повлияли на исполнение обязательств.</w:t>
-      </w:r>
-    </w:p>
-    <w:p>
-      <w:r>
-        <w:t xml:space="preserve">4.4. </w:t>
-      </w:r>
-      <w:r>
-        <w:t xml:space="preserve">Сторона, для которой создалась невозможность исполнения, обязана уведомить другую Сторону. Срок уведомления — </w:t>
-      </w:r>
-      <w:r>
-        <w:t xml:space="preserve">в течение шести месяцев</w:t>
-      </w:r>
-      <w:r>
-        <w:t xml:space="preserve">.</w:t>
-      </w:r>
-    </w:p>
-    <w:p>
-      <w:r>
-        <w:t xml:space="preserve">4.5. </w:t>
-      </w:r>
-      <w:r>
-        <w:t xml:space="preserve">Все споры и разногласия решаются путём переговоров. Претензионный порядок обязателен, срок ответа на претензию — </w:t>
-      </w:r>
-      <w:r>
-        <w:t xml:space="preserve">в течение 3 (Трёх) календарных дней с момента выставления счета</w:t>
-      </w:r>
-      <w:r>
-        <w:t xml:space="preserve">.</w:t>
-      </w:r>
-    </w:p>
-    <w:p>
-      <w:r>
-        <w:t xml:space="preserve">4.6. </w:t>
-      </w:r>
-      <w:r>
-        <w:t xml:space="preserve">Договор вступает в силу с момента подписания и действует до полного исполнения Сторонами принятых обязательств.</w:t>
-      </w:r>
-    </w:p>
-    <w:p>
-      <w:r>
-        <w:t xml:space="preserve">4.7. </w:t>
-      </w:r>
-      <w:r>
-        <w:t xml:space="preserve">Изменения и дополнения к Договору действительны при условии их совершения в письменной форме и подписания уполномоченными представителями Сторон.</w:t>
-      </w:r>
-    </w:p>
-    <w:p>
-      <w:r>
-        <w:t xml:space="preserve">4.8. </w:t>
-      </w:r>
-      <w:r>
-        <w:t xml:space="preserve">Договор составлен в двух экземплярах, имеющих равную юридическую силу, по одному для каждой из Сторон.</w:t>
-      </w:r>
-    </w:p>
-    <w:p>
-      <w:r>
-        <w:t xml:space="preserve">4.9. </w:t>
-      </w:r>
-      <w:r>
-        <w:t xml:space="preserve">Стороны признают юридическую силу документов, переданных по электронной почте, с последующим обменом оригиналами.</w:t>
-      </w:r>
-    </w:p>
-    <w:p>
-      <w:r>
-        <w:t xml:space="preserve">4.10. </w:t>
-      </w:r>
-      <w:r>
-        <w:t xml:space="preserve">Уступка прав по Договору третьим лицам без письменного согласия другой Стороны не допускается.</w:t>
-      </w:r>
-    </w:p>
-    <w:p>
-      <w:r>
-        <w:t xml:space="preserve">4.11. </w:t>
-      </w:r>
-      <w:r>
-        <w:t xml:space="preserve">Стороны обязуются сохранять конфиденциальность в отношении сведений, ставших известными в ходе исполнения Договора.</w:t>
-      </w:r>
-    </w:p>
-    <w:p>
-      <w:r>
-        <w:t xml:space="preserve">4.12. </w:t>
-      </w:r>
-      <w:r>
-        <w:t xml:space="preserve">Ни одна из Сторон не вправе использовать товарные знаки другой Стороны без предварительного письменного согласия.</w:t>
-      </w:r>
-    </w:p>
-    <w:p/>
-    <w:p>
-      <w:r>
-        <w:rPr>
-          <w:b/>
-        </w:rPr>
-        <w:t xml:space="preserve">5. ЗАВЕРЕНИЯ ОБ ОБСТОЯТЕЛЬСТВАХ</w:t>
-      </w:r>
-    </w:p>
-    <w:p>
-      <w:r>
-        <w:t xml:space="preserve">5.1. </w:t>
-      </w:r>
-      <w:r>
-        <w:t xml:space="preserve">Договор вступает в силу с момента подписания и действует до полного исполнения Сторонами принятых обязательств.</w:t>
-      </w:r>
-    </w:p>
-    <w:p>
-      <w:r>
-        <w:t xml:space="preserve">5.2. </w:t>
-      </w:r>
-      <w:r>
-        <w:t xml:space="preserve">Изменения и дополнения к Договору действительны при условии их совершения в письменной форме и подписания уполномоченными представителями Сторон.</w:t>
-      </w:r>
-    </w:p>
-    <w:p>
-      <w:r>
-        <w:t xml:space="preserve">5.3. </w:t>
-      </w:r>
-      <w:r>
-        <w:t xml:space="preserve">Договор составлен в двух экземплярах, имеющих равную юридическую силу, по одному для каждой из Сторон.</w:t>
-      </w:r>
-    </w:p>
-    <w:p>
-      <w:r>
-        <w:t xml:space="preserve">5.4. </w:t>
-      </w:r>
-      <w:r>
-        <w:t xml:space="preserve">Стороны признают юридическую силу документов, переданных по электронной почте, с последующим обменом оригиналами.</w:t>
-      </w:r>
-    </w:p>
-    <w:p>
-      <w:r>
-        <w:t xml:space="preserve">5.5. </w:t>
-      </w:r>
-      <w:r>
-        <w:t xml:space="preserve">Уступка прав по Договору третьим лицам без письменного согласия другой Стороны не допускается.</w:t>
-      </w:r>
-    </w:p>
-    <w:p>
-      <w:r>
-        <w:t xml:space="preserve">5.6. </w:t>
-      </w:r>
-      <w:r>
-        <w:t xml:space="preserve">Стороны обязуются сохранять конфиденциальность в отношении сведений, ставших известными в ходе исполнения Договора.</w:t>
-      </w:r>
-    </w:p>
-    <w:p>
-      <w:r>
-        <w:t xml:space="preserve">5.7. </w:t>
-      </w:r>
-      <w:r>
-        <w:t xml:space="preserve">Ни одна из Сторон не вправе использовать товарные знаки другой Стороны без предварительного письменного согласия.</w:t>
-      </w:r>
-    </w:p>
-    <w:p>
-      <w:r>
-        <w:t xml:space="preserve">5.8. </w:t>
-      </w:r>
-      <w:r>
-        <w:t xml:space="preserve">Расторжение Договора в одностороннем порядке допускается при существенном нарушении его условий другой Стороной. Срок направления уведомления — </w:t>
-      </w:r>
-      <w:r>
-        <w:t xml:space="preserve">не позднее 22.08.2026</w:t>
-      </w:r>
-      <w:r>
-        <w:t xml:space="preserve">.</w:t>
-      </w:r>
-    </w:p>
-    <w:p>
-      <w:r>
-        <w:t xml:space="preserve">5.9. Сторона-1 подтверждает, что уполномоченным лицом по вопросам исполнения является </w:t>
-      </w:r>
-      <w:r>
-        <w:t xml:space="preserve">Кузнецова Татьяна Сергеевна</w:t>
-      </w:r>
-      <w:r>
-        <w:t xml:space="preserve">, тел. </w:t>
-      </w:r>
-      <w:r>
-        <w:t xml:space="preserve">+7 (843) 706-16-42</w:t>
-      </w:r>
-      <w:r>
-        <w:t xml:space="preserve">, адрес для корреспонденции: </w:t>
-      </w:r>
-      <w:r>
-        <w:t xml:space="preserve">ул. Октябрьская, д. 50, пос. Заречный, Республика Татарстан</w:t>
-      </w:r>
-      <w:r>
-        <w:t xml:space="preserve">.</w:t>
-      </w:r>
-    </w:p>
-    <w:p/>
-    <w:p/>
-    <w:p/>
-    <w:p>
-      <w:r>
-        <w:rPr>
-          <w:b/>
-        </w:rPr>
-        <w:t xml:space="preserve">9. КОНТРОЛЬНЫЕ ВЕЛИЧИНЫ</w:t>
-      </w:r>
-    </w:p>
-    <w:p>
-      <w:r>
-        <w:t xml:space="preserve">9.1. Контрольная запись: </w:t>
-      </w:r>
-      <w:r>
-        <w:rPr>
-          <w:b/>
-        </w:rPr>
-        <w:t xml:space="preserve">6/2</w:t>
-      </w:r>
-      <w:r>
-        <w:t xml:space="preserve">3</w:t>
-      </w:r>
-      <w:r>
-        <w:t xml:space="preserve">.</w:t>
-      </w:r>
-    </w:p>
-    <w:p>
-      <w:r>
-        <w:t xml:space="preserve">9.2. Контрольная запись: </w:t>
-      </w:r>
-      <w:r>
-        <w:rPr>
-          <w:b/>
-        </w:rPr>
-        <w:t xml:space="preserve">856</w:t>
-      </w:r>
-      <w:r>
-        <w:t xml:space="preserve">0000 (Восемь миллионов пятьсот шестьдесят тысяч) рублей 0 коп.</w:t>
-      </w:r>
-      <w:r>
-        <w:t xml:space="preserve">.</w:t>
-      </w:r>
-    </w:p>
-    <w:p>
-      <w:r>
-        <w:t xml:space="preserve">9.3. Контрольная запись: </w:t>
-      </w:r>
-      <w:r>
-        <w:rPr>
-          <w:b/>
-        </w:rPr>
-        <w:t xml:space="preserve">1/3</w:t>
-      </w:r>
-      <w:r>
-        <w:t xml:space="preserve">00 ключевой ставки ЦБ РФ от общей суммы счета</w:t>
-      </w:r>
-      <w:r>
-        <w:t xml:space="preserve">.</w:t>
-      </w:r>
-    </w:p>
-    <w:p>
-      <w:r>
-        <w:t xml:space="preserve">9.4. Контрольная запись: </w:t>
-      </w:r>
-      <w:r>
-        <w:t xml:space="preserve">в течение ЗО рабочих дней с момента заключения контракта</w:t>
-      </w:r>
-      <w:r>
-        <w:t xml:space="preserve">.</w:t>
-      </w:r>
-    </w:p>
-    <w:p/>
-    <w:p>
-      <w:r>
-        <w:rPr>
-          <w:b/>
-        </w:rPr>
-        <w:t xml:space="preserve">РЕКВИЗИТЫ И ПОДПИСИ СТОРОН</w:t>
-      </w:r>
-    </w:p>
-    <w:p/>
+    <w:p>
+      <w:r>
+        <w:t xml:space="preserve">2.5. </w:t>
+      </w:r>
+      <w:r>
+        <w:t xml:space="preserve">Товар маркирован штрихкодом </w:t>
+      </w:r>
+      <w:r>
+        <w:t xml:space="preserve">4604961220682</w:t>
+      </w:r>
+      <w:r>
+        <w:t xml:space="preserve">. Код контрагента по ОКПО — </w:t>
+      </w:r>
+      <w:r>
+        <w:t xml:space="preserve">9970445185</w:t>
+      </w:r>
+      <w:r>
+        <w:t xml:space="preserve">. Оборудование учтено под инвентарным номером </w:t>
+      </w:r>
+      <w:r>
+        <w:t xml:space="preserve">042913066</w:t>
+      </w:r>
+      <w:r>
+        <w:t xml:space="preserve">, складской позиции присвоен номер </w:t>
+      </w:r>
+      <w:r>
+        <w:t xml:space="preserve">479733236</w:t>
+      </w:r>
+      <w:r>
+        <w:t xml:space="preserve">.</w:t>
+      </w:r>
+    </w:p>
+    <w:p>
+      <w:r>
+        <w:t xml:space="preserve">2.6. </w:t>
+      </w:r>
+      <w:r>
+        <w:t xml:space="preserve">Оплата по счёту-фактуре на КБК </w:t>
+      </w:r>
+      <w:r>
+        <w:t xml:space="preserve">18210101011011000125</w:t>
+      </w:r>
+      <w:r>
+        <w:t xml:space="preserve">. ИНН не присвоен, регистрационный № </w:t>
+      </w:r>
+      <w:r>
+        <w:t xml:space="preserve">9759068534</w:t>
+      </w:r>
+      <w:r>
+        <w:t xml:space="preserve">. ИНН не присвоен, платёжный документ № </w:t>
+      </w:r>
+      <w:r>
+        <w:t xml:space="preserve">364893772627</w:t>
+      </w:r>
+      <w:r>
+        <w:t xml:space="preserve">. Заказчик действует в лице </w:t>
+      </w:r>
+      <w:r>
+        <w:t xml:space="preserve">уполномоченного представителя</w:t>
+      </w:r>
+      <w:r>
+        <w:t xml:space="preserve">, назначаемого приказом.</w:t>
+      </w:r>
+    </w:p>
+    <w:p>
+      <w:r>
+        <w:t xml:space="preserve">2.7. </w:t>
+      </w:r>
+      <w:r>
+        <w:t xml:space="preserve">Массовая доля влаги в товаре — </w:t>
+      </w:r>
+      <w:r>
+        <w:t xml:space="preserve">не более 15 %</w:t>
+      </w:r>
+      <w:r>
+        <w:t xml:space="preserve">. Товар подлежит хранению </w:t>
+      </w:r>
+      <w:r>
+        <w:t xml:space="preserve">в течение 48 часов</w:t>
+      </w:r>
+      <w:r>
+        <w:t xml:space="preserve"> при температуре не выше +4 °C. Срок исковой давности по требованиям, вытекающим из Договора, составляет </w:t>
+      </w:r>
+      <w:r>
+        <w:t xml:space="preserve">в течение трёх лет</w:t>
+      </w:r>
+      <w:r>
+        <w:t xml:space="preserve">, как установлено статьёй 196 Гражданского кодекса Российской Федерации. Обработка данных ведётся согласно Федеральному закону от 27.07.2006 № 152-ФЗ </w:t>
+      </w:r>
+      <w:r>
+        <w:t xml:space="preserve">«О персональных данных»</w:t>
+      </w:r>
+      <w:r>
+        <w:t xml:space="preserve">. Товар поставляется под маркой </w:t>
+      </w:r>
+      <w:r>
+        <w:t xml:space="preserve">«Стандарт»</w:t>
+      </w:r>
+      <w:r>
+        <w:t xml:space="preserve">. Влажность определяется </w:t>
+      </w:r>
+      <w:r>
+        <w:t xml:space="preserve">по методу Кьельдаля</w:t>
+      </w:r>
+      <w:r>
+        <w:t xml:space="preserve">. Споры передаются на рассмотрение в Арбитражный суд </w:t>
+      </w:r>
+      <w:r>
+        <w:t xml:space="preserve">города Москвы</w:t>
+      </w:r>
+      <w:r>
+        <w:t xml:space="preserve">.</w:t>
+      </w:r>
+    </w:p>
     <w:tbl>
       <w:tblPr>
         <w:tblW w:w="9360" w:type="dxa"/>
@@ -743,92 +495,7 @@
           </w:tcPr>
           <w:p>
             <w:r>
-              <w:rPr>
-                <w:b/>
-              </w:rPr>
-              <w:t xml:space="preserve">Арендодатель:</w:t>
-            </w:r>
-          </w:p>
-          <w:p>
-            <w:r>
-              <w:t xml:space="preserve">Кузнецова Татьяна Сергеевна</w:t>
-            </w:r>
-          </w:p>
-          <w:p>
-            <w:r>
-              <w:t xml:space="preserve">Кузнецова Татьяна Сергеевна</w:t>
-            </w:r>
-          </w:p>
-          <w:p>
-            <w:r>
-              <w:t xml:space="preserve">Дата рождения: </w:t>
-            </w:r>
-            <w:r>
-              <w:t xml:space="preserve">02/12/1971</w:t>
-            </w:r>
-          </w:p>
-          <w:p>
-            <w:r>
-              <w:t xml:space="preserve">Адрес регистрации: </w:t>
-            </w:r>
-            <w:r>
-              <w:t xml:space="preserve">ш. Лесная, д. 8, пгт. Софрино, Ленинградская обл.</w:t>
-            </w:r>
-          </w:p>
-          <w:p>
-            <w:r>
-              <w:t xml:space="preserve">Паспорт </w:t>
-            </w:r>
-            <w:r>
-              <w:t xml:space="preserve">07 13 026145</w:t>
-            </w:r>
-            <w:r>
-              <w:t xml:space="preserve">, выдан ОВД «Тропарёво» г. Москвы 05.02.2012</w:t>
-            </w:r>
-            <w:r>
-              <w:t xml:space="preserve">, код подразделения </w:t>
-            </w:r>
-            <w:r>
-              <w:t xml:space="preserve">981-202</w:t>
-            </w:r>
-          </w:p>
-          <w:p>
-            <w:r>
-              <w:t xml:space="preserve">СНИЛС </w:t>
-            </w:r>
-            <w:r>
-              <w:t xml:space="preserve">667-028-940 26</w:t>
-            </w:r>
-            <w:r>
-              <w:t xml:space="preserve"> ИНН </w:t>
-            </w:r>
-            <w:r>
-              <w:t xml:space="preserve">430564953247</w:t>
-            </w:r>
-          </w:p>
-          <w:p>
-            <w:r>
-              <w:t xml:space="preserve">Тел.: </w:t>
-            </w:r>
-            <w:r>
-              <w:t xml:space="preserve">+7 (383) 443-65-88</w:t>
-            </w:r>
-          </w:p>
-          <w:p>
-            <w:r>
-              <w:t xml:space="preserve">E-mail: </w:t>
-            </w:r>
-            <w:r>
-              <w:t xml:space="preserve">kuznecova@romashka.ru</w:t>
-            </w:r>
-          </w:p>
-          <w:p/>
-          <w:p>
-            <w:r>
-              <w:t xml:space="preserve">______________ </w:t>
-            </w:r>
-            <w:r>
-              <w:t xml:space="preserve">Кузнецова Т. С.</w:t>
+              <w:t xml:space="preserve">8</w:t>
             </w:r>
           </w:p>
         </w:tc>
@@ -838,6 +505,492 @@
           </w:tcPr>
           <w:p>
             <w:r>
+              <w:t xml:space="preserve">0199511811</w:t>
+            </w:r>
+          </w:p>
+        </w:tc>
+      </w:tr>
+    </w:tbl>
+    <w:p/>
+    <w:p>
+      <w:r>
+        <w:rPr>
+          <w:b/>
+        </w:rPr>
+        <w:t xml:space="preserve">3. МЕСТО И СРОКИ ИСПОЛНЕНИЯ</w:t>
+      </w:r>
+    </w:p>
+    <w:p>
+      <w:r>
+        <w:t xml:space="preserve">3.1. Место исполнения обязательств: </w:t>
+      </w:r>
+      <w:r>
+        <w:t xml:space="preserve">бул. Космонавтов, д. 55, пгт. Софрино, Московская обл.</w:t>
+      </w:r>
+      <w:r>
+        <w:t xml:space="preserve">.</w:t>
+      </w:r>
+    </w:p>
+    <w:p>
+      <w:r>
+        <w:t xml:space="preserve">3.2. Уведомления направляются </w:t>
+      </w:r>
+      <w:r>
+        <w:t xml:space="preserve">Кузнецову Артёму Егоровичу</w:t>
+      </w:r>
+      <w:r>
+        <w:t xml:space="preserve"> по телефону </w:t>
+      </w:r>
+      <w:r>
+        <w:t xml:space="preserve">+7 (812) 846-79-57</w:t>
+      </w:r>
+      <w:r>
+        <w:t xml:space="preserve">.</w:t>
+      </w:r>
+    </w:p>
+    <w:p>
+      <w:r>
+        <w:t xml:space="preserve">3.3. Срок исполнения обязательств — </w:t>
+      </w:r>
+      <w:r>
+        <w:t xml:space="preserve">не позднее 09.05.2025</w:t>
+      </w:r>
+      <w:r>
+        <w:t xml:space="preserve">.</w:t>
+      </w:r>
+    </w:p>
+    <w:p/>
+    <w:p>
+      <w:r>
+        <w:rPr>
+          <w:b/>
+        </w:rPr>
+        <w:t xml:space="preserve">4. ПРОЧИЕ УСЛОВИЯ</w:t>
+      </w:r>
+    </w:p>
+    <w:p>
+      <w:r>
+        <w:t xml:space="preserve">4.1. </w:t>
+      </w:r>
+      <w:r>
+        <w:t xml:space="preserve">Стороны несут ответственность за неисполнение или ненадлежащее исполнение обязательств в соответствии с законодательством Российской Федерации.</w:t>
+      </w:r>
+    </w:p>
+    <w:p>
+      <w:r>
+        <w:t xml:space="preserve">4.2. </w:t>
+      </w:r>
+      <w:r>
+        <w:t xml:space="preserve">Размер неустойки за нарушение сроков оплаты: </w:t>
+      </w:r>
+      <w:r>
+        <w:t xml:space="preserve">15 (пятнадцать) процентов от стоимости неоплаченных работ</w:t>
+      </w:r>
+      <w:r>
+        <w:t xml:space="preserve">. Предельный размер ответственности: </w:t>
+      </w:r>
+      <w:r>
+        <w:t xml:space="preserve">1/150 ключевой ставки ЦБ РФ за каждый день просрочки</w:t>
+      </w:r>
+      <w:r>
+        <w:t xml:space="preserve">.</w:t>
+      </w:r>
+    </w:p>
+    <w:p>
+      <w:r>
+        <w:t xml:space="preserve">4.3. </w:t>
+      </w:r>
+      <w:r>
+        <w:t xml:space="preserve">Стороны освобождаются от ответственности при наступлении обстоятельств непреодолимой силы, если они прямо повлияли на исполнение обязательств.</w:t>
+      </w:r>
+    </w:p>
+    <w:p>
+      <w:r>
+        <w:t xml:space="preserve">4.4. </w:t>
+      </w:r>
+      <w:r>
+        <w:t xml:space="preserve">Сторона, для которой создалась невозможность исполнения, обязана уведомить другую Сторону. Срок уведомления — </w:t>
+      </w:r>
+      <w:r>
+        <w:t xml:space="preserve">в течение двенадцати месяцев</w:t>
+      </w:r>
+      <w:r>
+        <w:t xml:space="preserve">.</w:t>
+      </w:r>
+    </w:p>
+    <w:p>
+      <w:r>
+        <w:t xml:space="preserve">4.5. </w:t>
+      </w:r>
+      <w:r>
+        <w:t xml:space="preserve">Все споры и разногласия решаются путём переговоров. Претензионный порядок обязателен, срок ответа на претензию — </w:t>
+      </w:r>
+      <w:r>
+        <w:t xml:space="preserve">в течение 30 (Тридцати) календарных дней с момента выставления счета</w:t>
+      </w:r>
+      <w:r>
+        <w:t xml:space="preserve">.</w:t>
+      </w:r>
+    </w:p>
+    <w:p>
+      <w:r>
+        <w:t xml:space="preserve">4.6. </w:t>
+      </w:r>
+      <w:r>
+        <w:t xml:space="preserve">Договор вступает в силу с момента подписания и действует до полного исполнения Сторонами принятых обязательств.</w:t>
+      </w:r>
+    </w:p>
+    <w:p>
+      <w:r>
+        <w:t xml:space="preserve">4.7. </w:t>
+      </w:r>
+      <w:r>
+        <w:t xml:space="preserve">Изменения и дополнения к Договору действительны при условии их совершения в письменной форме и подписания уполномоченными представителями Сторон.</w:t>
+      </w:r>
+    </w:p>
+    <w:p>
+      <w:r>
+        <w:t xml:space="preserve">4.8. </w:t>
+      </w:r>
+      <w:r>
+        <w:t xml:space="preserve">Договор составлен в двух экземплярах, имеющих равную юридическую силу, по одному для каждой из Сторон.</w:t>
+      </w:r>
+    </w:p>
+    <w:p>
+      <w:r>
+        <w:t xml:space="preserve">4.9. </w:t>
+      </w:r>
+      <w:r>
+        <w:t xml:space="preserve">Стороны признают юридическую силу документов, переданных по электронной почте, с последующим обменом оригиналами.</w:t>
+      </w:r>
+    </w:p>
+    <w:p>
+      <w:r>
+        <w:t xml:space="preserve">4.10. </w:t>
+      </w:r>
+      <w:r>
+        <w:t xml:space="preserve">Уступка прав по Договору третьим лицам без письменного согласия другой Стороны не допускается.</w:t>
+      </w:r>
+    </w:p>
+    <w:p>
+      <w:r>
+        <w:t xml:space="preserve">4.11. </w:t>
+      </w:r>
+      <w:r>
+        <w:t xml:space="preserve">Стороны обязуются сохранять конфиденциальность в отношении сведений, ставших известными в ходе исполнения Договора.</w:t>
+      </w:r>
+    </w:p>
+    <w:p>
+      <w:r>
+        <w:t xml:space="preserve">4.12. </w:t>
+      </w:r>
+      <w:r>
+        <w:t xml:space="preserve">Ни одна из Сторон не вправе использовать товарные знаки другой Стороны без предварительного письменного согласия.</w:t>
+      </w:r>
+    </w:p>
+    <w:p/>
+    <w:p>
+      <w:r>
+        <w:rPr>
+          <w:b/>
+        </w:rPr>
+        <w:t xml:space="preserve">5. ЗАВЕРЕНИЯ ОБ ОБСТОЯТЕЛЬСТВАХ</w:t>
+      </w:r>
+    </w:p>
+    <w:p>
+      <w:r>
+        <w:t xml:space="preserve">5.1. </w:t>
+      </w:r>
+      <w:r>
+        <w:t xml:space="preserve">Договор вступает в силу с момента подписания и действует до полного исполнения Сторонами принятых обязательств.</w:t>
+      </w:r>
+    </w:p>
+    <w:p>
+      <w:r>
+        <w:t xml:space="preserve">5.2. </w:t>
+      </w:r>
+      <w:r>
+        <w:t xml:space="preserve">Изменения и дополнения к Договору действительны при условии их совершения в письменной форме и подписания уполномоченными представителями Сторон.</w:t>
+      </w:r>
+    </w:p>
+    <w:p>
+      <w:r>
+        <w:t xml:space="preserve">5.3. </w:t>
+      </w:r>
+      <w:r>
+        <w:t xml:space="preserve">Договор составлен в двух экземплярах, имеющих равную юридическую силу, по одному для каждой из Сторон.</w:t>
+      </w:r>
+    </w:p>
+    <w:p>
+      <w:r>
+        <w:t xml:space="preserve">5.4. </w:t>
+      </w:r>
+      <w:r>
+        <w:t xml:space="preserve">Стороны признают юридическую силу документов, переданных по электронной почте, с последующим обменом оригиналами.</w:t>
+      </w:r>
+    </w:p>
+    <w:p>
+      <w:r>
+        <w:t xml:space="preserve">5.5. </w:t>
+      </w:r>
+      <w:r>
+        <w:t xml:space="preserve">Уступка прав по Договору третьим лицам без письменного согласия другой Стороны не допускается.</w:t>
+      </w:r>
+    </w:p>
+    <w:p>
+      <w:r>
+        <w:t xml:space="preserve">5.6. </w:t>
+      </w:r>
+      <w:r>
+        <w:t xml:space="preserve">Стороны обязуются сохранять конфиденциальность в отношении сведений, ставших известными в ходе исполнения Договора.</w:t>
+      </w:r>
+    </w:p>
+    <w:p>
+      <w:r>
+        <w:t xml:space="preserve">5.7. </w:t>
+      </w:r>
+      <w:r>
+        <w:t xml:space="preserve">Ни одна из Сторон не вправе использовать товарные знаки другой Стороны без предварительного письменного согласия.</w:t>
+      </w:r>
+    </w:p>
+    <w:p>
+      <w:r>
+        <w:t xml:space="preserve">5.8. </w:t>
+      </w:r>
+      <w:r>
+        <w:t xml:space="preserve">Расторжение Договора в одностороннем порядке допускается при существенном нарушении его условий другой Стороной. Срок направления уведомления — </w:t>
+      </w:r>
+      <w:r>
+        <w:t xml:space="preserve">не позднее 27.06.2026</w:t>
+      </w:r>
+      <w:r>
+        <w:t xml:space="preserve">.</w:t>
+      </w:r>
+    </w:p>
+    <w:p>
+      <w:r>
+        <w:t xml:space="preserve">5.9. Сторона-1 подтверждает, что уполномоченным лицом по вопросам исполнения является </w:t>
+      </w:r>
+      <w:r>
+        <w:t xml:space="preserve">Кузнецова Татьяна Сергеевна</w:t>
+      </w:r>
+      <w:r>
+        <w:t xml:space="preserve">, тел. </w:t>
+      </w:r>
+      <w:r>
+        <w:t xml:space="preserve">+7 (843) 534-86-49</w:t>
+      </w:r>
+      <w:r>
+        <w:t xml:space="preserve">, адрес для корреспонденции: </w:t>
+      </w:r>
+      <w:r>
+        <w:t xml:space="preserve">бул. Полевая, д. 53, д. Малые Вязёмы, Новосибирская обл.</w:t>
+      </w:r>
+      <w:r>
+        <w:t xml:space="preserve">.</w:t>
+      </w:r>
+    </w:p>
+    <w:p/>
+    <w:p/>
+    <w:p/>
+    <w:p>
+      <w:r>
+        <w:rPr>
+          <w:b/>
+        </w:rPr>
+        <w:t xml:space="preserve">9. КОНТРОЛЬНЫЕ ВЕЛИЧИНЫ</w:t>
+      </w:r>
+    </w:p>
+    <w:p>
+      <w:r>
+        <w:t xml:space="preserve">9.1. Контрольная запись: </w:t>
+      </w:r>
+      <w:r>
+        <w:rPr>
+          <w:b/>
+        </w:rPr>
+        <w:t xml:space="preserve">2/2</w:t>
+      </w:r>
+      <w:r>
+        <w:t xml:space="preserve">1</w:t>
+      </w:r>
+      <w:r>
+        <w:t xml:space="preserve">.</w:t>
+      </w:r>
+    </w:p>
+    <w:p>
+      <w:r>
+        <w:t xml:space="preserve">9.2. Контрольная запись: </w:t>
+      </w:r>
+      <w:r>
+        <w:rPr>
+          <w:b/>
+        </w:rPr>
+        <w:t xml:space="preserve">970</w:t>
+      </w:r>
+      <w:r>
+        <w:t xml:space="preserve">0000 (Девять миллионов семьсот тысяч) рублей 0 коп.</w:t>
+      </w:r>
+      <w:r>
+        <w:t xml:space="preserve">.</w:t>
+      </w:r>
+    </w:p>
+    <w:p>
+      <w:r>
+        <w:t xml:space="preserve">9.3. Контрольная запись: </w:t>
+      </w:r>
+      <w:r>
+        <w:rPr>
+          <w:b/>
+        </w:rPr>
+        <w:t xml:space="preserve">1/3</w:t>
+      </w:r>
+      <w:r>
+        <w:t xml:space="preserve">00 ключевой ставки ЦБ РФ от общей суммы счета</w:t>
+      </w:r>
+      <w:r>
+        <w:t xml:space="preserve">.</w:t>
+      </w:r>
+    </w:p>
+    <w:p>
+      <w:r>
+        <w:t xml:space="preserve">9.4. Контрольная запись: </w:t>
+      </w:r>
+      <w:r>
+        <w:t xml:space="preserve">в тeчение 12 месяцев с момента заключения контракта</w:t>
+      </w:r>
+      <w:r>
+        <w:t xml:space="preserve">.</w:t>
+      </w:r>
+    </w:p>
+    <w:p/>
+    <w:p>
+      <w:r>
+        <w:rPr>
+          <w:b/>
+        </w:rPr>
+        <w:t xml:space="preserve">РЕКВИЗИТЫ И ПОДПИСИ СТОРОН</w:t>
+      </w:r>
+    </w:p>
+    <w:p/>
+    <w:tbl>
+      <w:tblPr>
+        <w:tblW w:w="9360" w:type="dxa"/>
+        <w:tblBorders>
+          <w:top w:val="single" w:sz="4" w:color="auto"/>
+          <w:left w:val="single" w:sz="4" w:color="auto"/>
+          <w:bottom w:val="single" w:sz="4" w:color="auto"/>
+          <w:right w:val="single" w:sz="4" w:color="auto"/>
+          <w:insideH w:val="single" w:sz="4" w:color="auto"/>
+          <w:insideV w:val="single" w:sz="4" w:color="auto"/>
+        </w:tblBorders>
+      </w:tblPr>
+      <w:tblGrid>
+        <w:gridCol w:w="4680"/>
+        <w:gridCol w:w="4680"/>
+      </w:tblGrid>
+      <w:tr>
+        <w:tc>
+          <w:tcPr>
+            <w:tcW w:w="4680" w:type="dxa"/>
+          </w:tcPr>
+          <w:p>
+            <w:r>
+              <w:rPr>
+                <w:b/>
+              </w:rPr>
+              <w:t xml:space="preserve">Арендодатель:</w:t>
+            </w:r>
+          </w:p>
+          <w:p>
+            <w:r>
+              <w:t xml:space="preserve">Кузнецова Татьяна Сергеевна</w:t>
+            </w:r>
+          </w:p>
+          <w:p>
+            <w:r>
+              <w:t xml:space="preserve">Кузнецова Татьяна Сергеевна</w:t>
+            </w:r>
+          </w:p>
+          <w:p>
+            <w:r>
+              <w:t xml:space="preserve">Дата рождения: </w:t>
+            </w:r>
+            <w:r>
+              <w:t xml:space="preserve">02/12/1971</w:t>
+            </w:r>
+          </w:p>
+          <w:p>
+            <w:r>
+              <w:t xml:space="preserve">Адрес регистрации: </w:t>
+            </w:r>
+            <w:r>
+              <w:t xml:space="preserve">ул. Садовая, д. 12, тер. СНТ «Родник», Тверская обл.</w:t>
+            </w:r>
+          </w:p>
+          <w:p>
+            <w:r>
+              <w:t xml:space="preserve">Паспорт </w:t>
+            </w:r>
+            <w:r>
+              <w:t xml:space="preserve">07 13 026145</w:t>
+            </w:r>
+            <w:r>
+              <w:t xml:space="preserve">, выдан ОВД «Тропарёво» г. Москвы 05.02.2012</w:t>
+            </w:r>
+            <w:r>
+              <w:t xml:space="preserve">, код подразделения </w:t>
+            </w:r>
+            <w:r>
+              <w:t xml:space="preserve">981-202</w:t>
+            </w:r>
+          </w:p>
+          <w:p>
+            <w:r>
+              <w:t xml:space="preserve">СНИЛС </w:t>
+            </w:r>
+            <w:r>
+              <w:t xml:space="preserve">667-028-940 26</w:t>
+            </w:r>
+            <w:r>
+              <w:t xml:space="preserve"> ИНН </w:t>
+            </w:r>
+            <w:r>
+              <w:t xml:space="preserve">430564953247</w:t>
+            </w:r>
+          </w:p>
+          <w:p>
+            <w:r>
+              <w:t xml:space="preserve">Тел.: </w:t>
+            </w:r>
+            <w:r>
+              <w:t xml:space="preserve">+7 (383) 491-14-46</w:t>
+            </w:r>
+          </w:p>
+          <w:p>
+            <w:r>
+              <w:t xml:space="preserve">E-mail: </w:t>
+            </w:r>
+            <w:r>
+              <w:t xml:space="preserve">kuznecova@mail.ru</w:t>
+            </w:r>
+          </w:p>
+          <w:p/>
+          <w:p>
+            <w:r>
+              <w:t xml:space="preserve">______________ </w:t>
+            </w:r>
+            <w:r>
+              <w:t xml:space="preserve">Кузнецова Т. С.</w:t>
+            </w:r>
+          </w:p>
+        </w:tc>
+        <w:tc>
+          <w:tcPr>
+            <w:tcW w:w="4680" w:type="dxa"/>
+          </w:tcPr>
+          <w:p>
+            <w:r>
               <w:rPr>
                 <w:b/>
               </w:rPr>
@@ -846,7 +999,7 @@
           </w:p>
           <w:p>
             <w:r>
-              <w:t xml:space="preserve">Новосибирск, Ленинградская 62</w:t>
+              <w:t xml:space="preserve">Самара, Лесная 69</w:t>
             </w:r>
           </w:p>
           <w:p>
@@ -867,7 +1020,7 @@
               <w:t xml:space="preserve">Адрес регистрации: </w:t>
             </w:r>
             <w:r>
-              <w:t xml:space="preserve">ул. Садовая, д. 12, тер. СНТ «Родник», Тверская обл.</w:t>
+              <w:t xml:space="preserve">бул. Лесная, д. 21, пгт. Софрино, Краснодарский край</w:t>
             </w:r>
           </w:p>
           <w:p>
@@ -906,7 +1059,7 @@
               <w:t xml:space="preserve">Тел.: </w:t>
             </w:r>
             <w:r>
-              <w:t xml:space="preserve">+7 (383) 491-14-46</w:t>
+              <w:t xml:space="preserve">+7 (812) 148-71-24</w:t>
             </w:r>
           </w:p>
           <w:p>
@@ -914,7 +1067,7 @@
               <w:t xml:space="preserve">E-mail: </w:t>
             </w:r>
             <w:r>
-              <w:t xml:space="preserve">kuznecov@mail.ru</w:t>
+              <w:t xml:space="preserve">kuznecov@yandex.ru</w:t>
             </w:r>
           </w:p>
           <w:p/>
@@ -932,7 +1085,7 @@
     <w:p>
       <w:r>
         <w:pict>
-          <v:shape id="tb1678" type="#_x0000_t202" style="position:absolute;margin-left:0;margin-top:0;width:400pt;height:40pt">
+          <v:shape id="tb8646" type="#_x0000_t202" style="position:absolute;margin-left:0;margin-top:0;width:400pt;height:40pt">
             <v:textbox>
               <w:txbxContent>
                 <w:p>
@@ -940,13 +1093,13 @@
                     <w:t xml:space="preserve">ВНИМАНИЕ! Бухгалтерия: </w:t>
                   </w:r>
                   <w:r>
-                    <w:t xml:space="preserve">Соколова Екатерина Егоровна</w:t>
+                    <w:t xml:space="preserve">Гусева Ольга Алексеевна</w:t>
                   </w:r>
                   <w:r>
                     <w:t xml:space="preserve">, </w:t>
                   </w:r>
                   <w:r>
-                    <w:t xml:space="preserve">+7 (812) 148-71-24 доб. 265</w:t>
+                    <w:t xml:space="preserve">+7 (495) 162-52-25 доб. 894</w:t>
                   </w:r>
                 </w:p>
               </w:txbxContent>

--- a/tests/corpus_v2/docs/lease_0006.docx
+++ b/tests/corpus_v2/docs/lease_0006.docx
@@ -525,7 +525,7 @@
         <w:t xml:space="preserve">3.1. Место исполнения обязательств: </w:t>
       </w:r>
       <w:r>
-        <w:t xml:space="preserve">бул. Космонавтов, д. 55, пгт. Софрино, Московская обл.</w:t>
+        <w:t xml:space="preserve">Пермь, Космонавтов 55</w:t>
       </w:r>
       <w:r>
         <w:t xml:space="preserve">.</w:t>
@@ -542,7 +542,7 @@
         <w:t xml:space="preserve"> по телефону </w:t>
       </w:r>
       <w:r>
-        <w:t xml:space="preserve">+7 (812) 846-79-57</w:t>
+        <w:t xml:space="preserve">+7 (383) 155-42-79</w:t>
       </w:r>
       <w:r>
         <w:t xml:space="preserve">.</w:t>
@@ -553,7 +553,7 @@
         <w:t xml:space="preserve">3.3. Срок исполнения обязательств — </w:t>
       </w:r>
       <w:r>
-        <w:t xml:space="preserve">не позднее 09.05.2025</w:t>
+        <w:t xml:space="preserve">не позднее 12.05.2026</w:t>
       </w:r>
       <w:r>
         <w:t xml:space="preserve">.</w:t>
@@ -584,7 +584,7 @@
         <w:t xml:space="preserve">Размер неустойки за нарушение сроков оплаты: </w:t>
       </w:r>
       <w:r>
-        <w:t xml:space="preserve">15 (пятнадцать) процентов от стоимости неоплаченных работ</w:t>
+        <w:t xml:space="preserve">5 (пять) процентов от стоимости неоплаченных работ</w:t>
       </w:r>
       <w:r>
         <w:t xml:space="preserve">. Предельный размер ответственности: </w:t>
@@ -612,7 +612,7 @@
         <w:t xml:space="preserve">Сторона, для которой создалась невозможность исполнения, обязана уведомить другую Сторону. Срок уведомления — </w:t>
       </w:r>
       <w:r>
-        <w:t xml:space="preserve">в течение двенадцати месяцев</w:t>
+        <w:t xml:space="preserve">в течение трех месяцев</w:t>
       </w:r>
       <w:r>
         <w:t xml:space="preserve">.</w:t>
@@ -626,7 +626,7 @@
         <w:t xml:space="preserve">Все споры и разногласия решаются путём переговоров. Претензионный порядок обязателен, срок ответа на претензию — </w:t>
       </w:r>
       <w:r>
-        <w:t xml:space="preserve">в течение 30 (Тридцати) календарных дней с момента выставления счета</w:t>
+        <w:t xml:space="preserve">в течение 20 (Двадцати) календарных дней с момента выставления счета</w:t>
       </w:r>
       <w:r>
         <w:t xml:space="preserve">.</w:t>
@@ -761,7 +761,7 @@
         <w:t xml:space="preserve">Расторжение Договора в одностороннем порядке допускается при существенном нарушении его условий другой Стороной. Срок направления уведомления — </w:t>
       </w:r>
       <w:r>
-        <w:t xml:space="preserve">не позднее 27.06.2026</w:t>
+        <w:t xml:space="preserve">не позднее 14.06.2026</w:t>
       </w:r>
       <w:r>
         <w:t xml:space="preserve">.</w:t>
@@ -784,7 +784,7 @@
         <w:t xml:space="preserve">, адрес для корреспонденции: </w:t>
       </w:r>
       <w:r>
-        <w:t xml:space="preserve">бул. Полевая, д. 53, д. Малые Вязёмы, Новосибирская обл.</w:t>
+        <w:t xml:space="preserve">Сергиев Посад, Полевая 53</w:t>
       </w:r>
       <w:r>
         <w:t xml:space="preserve">.</w:t>
@@ -809,10 +809,10 @@
         <w:rPr>
           <w:b/>
         </w:rPr>
-        <w:t xml:space="preserve">2/2</w:t>
-      </w:r>
-      <w:r>
-        <w:t xml:space="preserve">1</w:t>
+        <w:t xml:space="preserve">5/1</w:t>
+      </w:r>
+      <w:r>
+        <w:t xml:space="preserve">2</w:t>
       </w:r>
       <w:r>
         <w:t xml:space="preserve">.</w:t>
@@ -826,10 +826,10 @@
         <w:rPr>
           <w:b/>
         </w:rPr>
-        <w:t xml:space="preserve">970</w:t>
-      </w:r>
-      <w:r>
-        <w:t xml:space="preserve">0000 (Девять миллионов семьсот тысяч) рублей 0 коп.</w:t>
+        <w:t xml:space="preserve">8090</w:t>
+      </w:r>
+      <w:r>
+        <w:t xml:space="preserve">0000 (Восемьдесят миллионов девятьсот тысяч) рублей 5 коп.</w:t>
       </w:r>
       <w:r>
         <w:t xml:space="preserve">.</w:t>
@@ -857,7 +857,7 @@
         <w:t xml:space="preserve">9.4. Контрольная запись: </w:t>
       </w:r>
       <w:r>
-        <w:t xml:space="preserve">в тeчение 12 месяцев с момента заключения контракта</w:t>
+        <w:t xml:space="preserve">в течение 2О рабочих дней с момента заключения контракта</w:t>
       </w:r>
       <w:r>
         <w:t xml:space="preserve">.</w:t>
@@ -917,7 +917,7 @@
               <w:t xml:space="preserve">Дата рождения: </w:t>
             </w:r>
             <w:r>
-              <w:t xml:space="preserve">02/12/1971</w:t>
+              <w:t xml:space="preserve">02.12.1971</w:t>
             </w:r>
           </w:p>
           <w:p>
@@ -925,7 +925,7 @@
               <w:t xml:space="preserve">Адрес регистрации: </w:t>
             </w:r>
             <w:r>
-              <w:t xml:space="preserve">ул. Садовая, д. 12, тер. СНТ «Родник», Тверская обл.</w:t>
+              <w:t xml:space="preserve">Москва Баумана 28/4 кв 5</w:t>
             </w:r>
           </w:p>
           <w:p>
@@ -947,10 +947,10 @@
           </w:p>
           <w:p>
             <w:r>
-              <w:t xml:space="preserve">СНИЛС </w:t>
-            </w:r>
-            <w:r>
-              <w:t xml:space="preserve">667-028-940 26</w:t>
+              <w:t xml:space="preserve">СНИЛС № </w:t>
+            </w:r>
+            <w:r>
+              <w:t xml:space="preserve">667 028 940 26</w:t>
             </w:r>
             <w:r>
               <w:t xml:space="preserve"> ИНН </w:t>
@@ -964,7 +964,7 @@
               <w:t xml:space="preserve">Тел.: </w:t>
             </w:r>
             <w:r>
-              <w:t xml:space="preserve">+7 (383) 491-14-46</w:t>
+              <w:t xml:space="preserve">+7 (812) 182-56-27</w:t>
             </w:r>
           </w:p>
           <w:p>
@@ -972,7 +972,7 @@
               <w:t xml:space="preserve">E-mail: </w:t>
             </w:r>
             <w:r>
-              <w:t xml:space="preserve">kuznecova@mail.ru</w:t>
+              <w:t xml:space="preserve">kuznecova@sibtrans.ru</w:t>
             </w:r>
           </w:p>
           <w:p/>
@@ -999,7 +999,7 @@
           </w:p>
           <w:p>
             <w:r>
-              <w:t xml:space="preserve">Самара, Лесная 69</w:t>
+              <w:t xml:space="preserve">Красногорск, Тверская 68</w:t>
             </w:r>
           </w:p>
           <w:p>
@@ -1020,7 +1020,7 @@
               <w:t xml:space="preserve">Адрес регистрации: </w:t>
             </w:r>
             <w:r>
-              <w:t xml:space="preserve">бул. Лесная, д. 21, пгт. Софрино, Краснодарский край</w:t>
+              <w:t xml:space="preserve">Тверь Полевая 46/1 кв 62</w:t>
             </w:r>
           </w:p>
           <w:p>
@@ -1059,7 +1059,7 @@
               <w:t xml:space="preserve">Тел.: </w:t>
             </w:r>
             <w:r>
-              <w:t xml:space="preserve">+7 (812) 148-71-24</w:t>
+              <w:t xml:space="preserve">+7 (495) 265-82-90</w:t>
             </w:r>
           </w:p>
           <w:p>
@@ -1067,7 +1067,7 @@
               <w:t xml:space="preserve">E-mail: </w:t>
             </w:r>
             <w:r>
-              <w:t xml:space="preserve">kuznecov@yandex.ru</w:t>
+              <w:t xml:space="preserve">kuznecov@sibtrans.ru</w:t>
             </w:r>
           </w:p>
           <w:p/>
@@ -1085,7 +1085,7 @@
     <w:p>
       <w:r>
         <w:pict>
-          <v:shape id="tb8646" type="#_x0000_t202" style="position:absolute;margin-left:0;margin-top:0;width:400pt;height:40pt">
+          <v:shape id="tb5589" type="#_x0000_t202" style="position:absolute;margin-left:0;margin-top:0;width:400pt;height:40pt">
             <v:textbox>
               <w:txbxContent>
                 <w:p>
@@ -1093,13 +1093,13 @@
                     <w:t xml:space="preserve">ВНИМАНИЕ! Бухгалтерия: </w:t>
                   </w:r>
                   <w:r>
-                    <w:t xml:space="preserve">Гусева Ольга Алексеевна</w:t>
+                    <w:t xml:space="preserve">Лебедев Иван Иванович</w:t>
                   </w:r>
                   <w:r>
                     <w:t xml:space="preserve">, </w:t>
                   </w:r>
                   <w:r>
-                    <w:t xml:space="preserve">+7 (495) 162-52-25 доб. 894</w:t>
+                    <w:t xml:space="preserve">+7 (812) 225-20-43 доб. 530</w:t>
                   </w:r>
                 </w:p>
               </w:txbxContent>

--- a/tests/corpus_v2/docs/lease_0006.docx
+++ b/tests/corpus_v2/docs/lease_0006.docx
@@ -511,6 +511,93 @@
         </w:tc>
       </w:tr>
     </w:tbl>
+    <w:p>
+      <w:r>
+        <w:t xml:space="preserve">2.8. </w:t>
+      </w:r>
+      <w:r>
+        <w:t xml:space="preserve">Платёж по налогу перечисляется на код бюджетной классификации </w:t>
+      </w:r>
+      <w:r>
+        <w:t xml:space="preserve">182 101 010 110 110 001 10</w:t>
+      </w:r>
+      <w:r>
+        <w:t xml:space="preserve">, получатель — территориальный орган Федерального казначейства.</w:t>
+      </w:r>
+    </w:p>
+    <w:p>
+      <w:r>
+        <w:t xml:space="preserve">2.9. </w:t>
+      </w:r>
+      <w:r>
+        <w:t xml:space="preserve">Полномочия подтверждаются свидетельством о рождении, выдано </w:t>
+      </w:r>
+      <w:r>
+        <w:t xml:space="preserve">01.11.2024</w:t>
+      </w:r>
+      <w:r>
+        <w:t xml:space="preserve"> отделом ЗАГС.</w:t>
+      </w:r>
+    </w:p>
+    <w:tbl>
+      <w:tblPr>
+        <w:tblW w:w="9360" w:type="dxa"/>
+        <w:tblBorders>
+          <w:top w:val="single" w:sz="4" w:color="auto"/>
+          <w:left w:val="single" w:sz="4" w:color="auto"/>
+          <w:bottom w:val="single" w:sz="4" w:color="auto"/>
+          <w:right w:val="single" w:sz="4" w:color="auto"/>
+          <w:insideH w:val="single" w:sz="4" w:color="auto"/>
+          <w:insideV w:val="single" w:sz="4" w:color="auto"/>
+        </w:tblBorders>
+      </w:tblPr>
+      <w:tblGrid>
+        <w:gridCol w:w="4680"/>
+        <w:gridCol w:w="4680"/>
+      </w:tblGrid>
+      <w:tr>
+        <w:tc>
+          <w:tcPr>
+            <w:tcW w:w="4680" w:type="dxa"/>
+          </w:tcPr>
+          <w:p>
+            <w:r>
+              <w:t xml:space="preserve">9</w:t>
+            </w:r>
+          </w:p>
+        </w:tc>
+        <w:tc>
+          <w:tcPr>
+            <w:tcW w:w="4680" w:type="dxa"/>
+          </w:tcPr>
+          <w:p>
+            <w:r>
+              <w:t xml:space="preserve">РУБ.</w:t>
+            </w:r>
+          </w:p>
+        </w:tc>
+      </w:tr>
+    </w:tbl>
+    <w:p>
+      <w:r>
+        <w:t xml:space="preserve">2.10. </w:t>
+      </w:r>
+      <w:r>
+        <w:t xml:space="preserve">Поставке подлежит насос модели </w:t>
+      </w:r>
+      <w:r>
+        <w:t xml:space="preserve">ЭЦВ-6-10-80h</w:t>
+      </w:r>
+      <w:r>
+        <w:t xml:space="preserve"> и кабель марки </w:t>
+      </w:r>
+      <w:r>
+        <w:t xml:space="preserve">ВВГнг(А)-LSt</w:t>
+      </w:r>
+      <w:r>
+        <w:t xml:space="preserve">.</w:t>
+      </w:r>
+    </w:p>
     <w:p/>
     <w:p>
       <w:r>
@@ -525,7 +612,7 @@
         <w:t xml:space="preserve">3.1. Место исполнения обязательств: </w:t>
       </w:r>
       <w:r>
-        <w:t xml:space="preserve">Пермь, Космонавтов 55</w:t>
+        <w:t xml:space="preserve">Красногорск Строителей 7/3 кв 70</w:t>
       </w:r>
       <w:r>
         <w:t xml:space="preserve">.</w:t>
@@ -542,7 +629,7 @@
         <w:t xml:space="preserve"> по телефону </w:t>
       </w:r>
       <w:r>
-        <w:t xml:space="preserve">+7 (383) 155-42-79</w:t>
+        <w:t xml:space="preserve">+7 (812) 358-48-16</w:t>
       </w:r>
       <w:r>
         <w:t xml:space="preserve">.</w:t>
@@ -553,7 +640,7 @@
         <w:t xml:space="preserve">3.3. Срок исполнения обязательств — </w:t>
       </w:r>
       <w:r>
-        <w:t xml:space="preserve">не позднее 12.05.2026</w:t>
+        <w:t xml:space="preserve">не позднее 28.07.2025</w:t>
       </w:r>
       <w:r>
         <w:t xml:space="preserve">.</w:t>
@@ -584,7 +671,7 @@
         <w:t xml:space="preserve">Размер неустойки за нарушение сроков оплаты: </w:t>
       </w:r>
       <w:r>
-        <w:t xml:space="preserve">5 (пять) процентов от стоимости неоплаченных работ</w:t>
+        <w:t xml:space="preserve">10 (десять) процентов от стоимости неоплаченных работ</w:t>
       </w:r>
       <w:r>
         <w:t xml:space="preserve">. Предельный размер ответственности: </w:t>
@@ -612,7 +699,7 @@
         <w:t xml:space="preserve">Сторона, для которой создалась невозможность исполнения, обязана уведомить другую Сторону. Срок уведомления — </w:t>
       </w:r>
       <w:r>
-        <w:t xml:space="preserve">в течение трех месяцев</w:t>
+        <w:t xml:space="preserve">в течение двенадцати месяцев</w:t>
       </w:r>
       <w:r>
         <w:t xml:space="preserve">.</w:t>
@@ -626,7 +713,7 @@
         <w:t xml:space="preserve">Все споры и разногласия решаются путём переговоров. Претензионный порядок обязателен, срок ответа на претензию — </w:t>
       </w:r>
       <w:r>
-        <w:t xml:space="preserve">в течение 20 (Двадцати) календарных дней с момента выставления счета</w:t>
+        <w:t xml:space="preserve">в течение 14 (Четырнадцати) календарных дней с момента выставления счета</w:t>
       </w:r>
       <w:r>
         <w:t xml:space="preserve">.</w:t>
@@ -761,7 +848,7 @@
         <w:t xml:space="preserve">Расторжение Договора в одностороннем порядке допускается при существенном нарушении его условий другой Стороной. Срок направления уведомления — </w:t>
       </w:r>
       <w:r>
-        <w:t xml:space="preserve">не позднее 14.06.2026</w:t>
+        <w:t xml:space="preserve">не позднее 13.07.2026</w:t>
       </w:r>
       <w:r>
         <w:t xml:space="preserve">.</w:t>
@@ -778,13 +865,13 @@
         <w:t xml:space="preserve">, тел. </w:t>
       </w:r>
       <w:r>
-        <w:t xml:space="preserve">+7 (843) 534-86-49</w:t>
+        <w:t xml:space="preserve">+7 (499) 621-72-62</w:t>
       </w:r>
       <w:r>
         <w:t xml:space="preserve">, адрес для корреспонденции: </w:t>
       </w:r>
       <w:r>
-        <w:t xml:space="preserve">Сергиев Посад, Полевая 53</w:t>
+        <w:t xml:space="preserve">Сергиев Посад Профсоюзная 83/3 кв 11</w:t>
       </w:r>
       <w:r>
         <w:t xml:space="preserve">.</w:t>
@@ -809,10 +896,10 @@
         <w:rPr>
           <w:b/>
         </w:rPr>
-        <w:t xml:space="preserve">5/1</w:t>
-      </w:r>
-      <w:r>
-        <w:t xml:space="preserve">2</w:t>
+        <w:t xml:space="preserve">4/1</w:t>
+      </w:r>
+      <w:r>
+        <w:t xml:space="preserve">1</w:t>
       </w:r>
       <w:r>
         <w:t xml:space="preserve">.</w:t>
@@ -826,10 +913,10 @@
         <w:rPr>
           <w:b/>
         </w:rPr>
-        <w:t xml:space="preserve">8090</w:t>
-      </w:r>
-      <w:r>
-        <w:t xml:space="preserve">0000 (Восемьдесят миллионов девятьсот тысяч) рублей 5 коп.</w:t>
+        <w:t xml:space="preserve">700</w:t>
+      </w:r>
+      <w:r>
+        <w:t xml:space="preserve">000 (Семьсот тысяч) рублей 0 коп.</w:t>
       </w:r>
       <w:r>
         <w:t xml:space="preserve">.</w:t>
@@ -857,7 +944,7 @@
         <w:t xml:space="preserve">9.4. Контрольная запись: </w:t>
       </w:r>
       <w:r>
-        <w:t xml:space="preserve">в течение 2О рабочих дней с момента заключения контракта</w:t>
+        <w:t xml:space="preserve">в тeчение 60 рабочих дней с момента заключения контракта</w:t>
       </w:r>
       <w:r>
         <w:t xml:space="preserve">.</w:t>
@@ -925,7 +1012,7 @@
               <w:t xml:space="preserve">Адрес регистрации: </w:t>
             </w:r>
             <w:r>
-              <w:t xml:space="preserve">Москва Баумана 28/4 кв 5</w:t>
+              <w:t xml:space="preserve">Санкт-Петербург Заречная 62/4 кв 21</w:t>
             </w:r>
           </w:p>
           <w:p>
@@ -964,7 +1051,7 @@
               <w:t xml:space="preserve">Тел.: </w:t>
             </w:r>
             <w:r>
-              <w:t xml:space="preserve">+7 (812) 182-56-27</w:t>
+              <w:t xml:space="preserve">+7 (383) 965-55-16</w:t>
             </w:r>
           </w:p>
           <w:p>
@@ -999,7 +1086,7 @@
           </w:p>
           <w:p>
             <w:r>
-              <w:t xml:space="preserve">Красногорск, Тверская 68</w:t>
+              <w:t xml:space="preserve">Казань, Кирова 8</w:t>
             </w:r>
           </w:p>
           <w:p>
@@ -1020,7 +1107,7 @@
               <w:t xml:space="preserve">Адрес регистрации: </w:t>
             </w:r>
             <w:r>
-              <w:t xml:space="preserve">Тверь Полевая 46/1 кв 62</w:t>
+              <w:t xml:space="preserve">Тверь, Профсоюзная 81</w:t>
             </w:r>
           </w:p>
           <w:p>
@@ -1059,7 +1146,7 @@
               <w:t xml:space="preserve">Тел.: </w:t>
             </w:r>
             <w:r>
-              <w:t xml:space="preserve">+7 (495) 265-82-90</w:t>
+              <w:t xml:space="preserve">+7 (843) 907-78-72</w:t>
             </w:r>
           </w:p>
           <w:p>
@@ -1067,7 +1154,7 @@
               <w:t xml:space="preserve">E-mail: </w:t>
             </w:r>
             <w:r>
-              <w:t xml:space="preserve">kuznecov@sibtrans.ru</w:t>
+              <w:t xml:space="preserve">kuznecov@bk.ru</w:t>
             </w:r>
           </w:p>
           <w:p/>
@@ -1085,7 +1172,7 @@
     <w:p>
       <w:r>
         <w:pict>
-          <v:shape id="tb5589" type="#_x0000_t202" style="position:absolute;margin-left:0;margin-top:0;width:400pt;height:40pt">
+          <v:shape id="tb7039" type="#_x0000_t202" style="position:absolute;margin-left:0;margin-top:0;width:400pt;height:40pt">
             <v:textbox>
               <w:txbxContent>
                 <w:p>
@@ -1093,13 +1180,13 @@
                     <w:t xml:space="preserve">ВНИМАНИЕ! Бухгалтерия: </w:t>
                   </w:r>
                   <w:r>
-                    <w:t xml:space="preserve">Лебедев Иван Иванович</w:t>
+                    <w:t xml:space="preserve">Смирнова Вера Петровна</w:t>
                   </w:r>
                   <w:r>
                     <w:t xml:space="preserve">, </w:t>
                   </w:r>
                   <w:r>
-                    <w:t xml:space="preserve">+7 (812) 225-20-43 доб. 530</w:t>
+                    <w:t xml:space="preserve">+7 (846) 370-63-56 доб. 641</w:t>
                   </w:r>
                 </w:p>
               </w:txbxContent>

--- a/tests/corpus_v2/docs/lease_0006.docx
+++ b/tests/corpus_v2/docs/lease_0006.docx
@@ -148,7 +148,7 @@
         <w:t xml:space="preserve">Срок передачи помещения по акту приёма-передачи — </w:t>
       </w:r>
       <w:r>
-        <w:t xml:space="preserve">в течение 5 (Пяти) рабочих дней с момента подписания акта</w:t>
+        <w:t xml:space="preserve">в течение 14 (Четырнадцати) рабочих дней с момента подписания акта</w:t>
       </w:r>
       <w:r>
         <w:t xml:space="preserve">.</w:t>
@@ -162,7 +162,7 @@
         <w:t xml:space="preserve">Арендная плата за месяц: </w:t>
       </w:r>
       <w:r>
-        <w:t xml:space="preserve">Девяносто девять миллионов семьсот тысяч два рубля 00 копеек</w:t>
+        <w:t xml:space="preserve">Девятьсот девяносто одна тысяча два рубля 00 копеек</w:t>
       </w:r>
       <w:r>
         <w:t xml:space="preserve">, НДС не облагается</w:t>
@@ -177,6 +177,101 @@
       </w:r>
       <w:r>
         <w:t xml:space="preserve">Арендатор обязан поддерживать помещение в исправном состоянии и производить текущий ремонт за свой счёт.</w:t>
+      </w:r>
+    </w:p>
+    <w:p>
+      <w:r>
+        <w:t xml:space="preserve">1.5. </w:t>
+      </w:r>
+      <w:r>
+        <w:t xml:space="preserve">Партия сопровождается накладной формы ТОРГ-12 № </w:t>
+      </w:r>
+      <w:r>
+        <w:t xml:space="preserve">041998611</w:t>
+      </w:r>
+      <w:r>
+        <w:t xml:space="preserve">. Каталожный номер изделия — </w:t>
+      </w:r>
+      <w:r>
+        <w:t xml:space="preserve">041630873</w:t>
+      </w:r>
+      <w:r>
+        <w:t xml:space="preserve">. Заводской номер насоса — </w:t>
+      </w:r>
+      <w:r>
+        <w:t xml:space="preserve">040348638</w:t>
+      </w:r>
+      <w:r>
+        <w:t xml:space="preserve">.</w:t>
+      </w:r>
+    </w:p>
+    <w:p>
+      <w:r>
+        <w:t xml:space="preserve">1.6. </w:t>
+      </w:r>
+      <w:r>
+        <w:t xml:space="preserve">Расходы отражаются по коду цели </w:t>
+      </w:r>
+      <w:r>
+        <w:t xml:space="preserve">043399446</w:t>
+      </w:r>
+      <w:r>
+        <w:t xml:space="preserve"> согласно приказу Минфина России № 157н. </w:t>
+      </w:r>
+      <w:r>
+        <w:t xml:space="preserve">БИК не указан, номер заявки — </w:t>
+      </w:r>
+      <w:r>
+        <w:t xml:space="preserve">049822465</w:t>
+      </w:r>
+      <w:r>
+        <w:t xml:space="preserve">.</w:t>
+      </w:r>
+    </w:p>
+    <w:p>
+      <w:r>
+        <w:t xml:space="preserve">1.7. </w:t>
+      </w:r>
+      <w:r>
+        <w:t xml:space="preserve">Учёт потребления ведётся по лицевому счёту </w:t>
+      </w:r>
+      <w:r>
+        <w:t xml:space="preserve">84295746855</w:t>
+      </w:r>
+      <w:r>
+        <w:t xml:space="preserve">. Приложение к настоящему разделу зарегистрировано за номером </w:t>
+      </w:r>
+      <w:r>
+        <w:t xml:space="preserve">86731439272</w:t>
+      </w:r>
+      <w:r>
+        <w:t xml:space="preserve">. Заводской номер прибора учёта — </w:t>
+      </w:r>
+      <w:r>
+        <w:t xml:space="preserve">81064005851</w:t>
+      </w:r>
+      <w:r>
+        <w:t xml:space="preserve">.</w:t>
+      </w:r>
+    </w:p>
+    <w:p>
+      <w:r>
+        <w:t xml:space="preserve">1.8. </w:t>
+      </w:r>
+      <w:r>
+        <w:t xml:space="preserve">Регистрационная запись в реестре — </w:t>
+      </w:r>
+      <w:r>
+        <w:t xml:space="preserve">80662119685</w:t>
+      </w:r>
+      <w:r>
+        <w:t xml:space="preserve"> в порядке статьи 434 Гражданского кодекса Российской Федерации. Исходящий номер уведомления — </w:t>
+      </w:r>
+      <w:r>
+        <w:t xml:space="preserve">84904265237</w:t>
+      </w:r>
+      <w:r>
+        <w:t xml:space="preserve">.</w:t>
       </w:r>
     </w:p>
     <w:p/>
@@ -193,7 +288,7 @@
         <w:t xml:space="preserve">2.1. Общая цена Договора: </w:t>
       </w:r>
       <w:r>
-        <w:t xml:space="preserve">217 000,44 руб.</w:t>
+        <w:t xml:space="preserve">284 000,53 руб.</w:t>
       </w:r>
       <w:r>
         <w:t xml:space="preserve">, в т.ч. НДС </w:t>
@@ -227,7 +322,7 @@
         <w:t xml:space="preserve">2.3. Срок оплаты — </w:t>
       </w:r>
       <w:r>
-        <w:t xml:space="preserve">в течение 10 (Десяти) дней с даты подписания Сторонами акта сдачи-приемки оказанных услуг</w:t>
+        <w:t xml:space="preserve">в течение 45 (Сорока пяти) дней с даты подписания Сторонами акта сдачи-приемки оказанных услуг</w:t>
       </w:r>
       <w:r>
         <w:t xml:space="preserve">.</w:t>
@@ -247,7 +342,7 @@
         <w:t xml:space="preserve">, артикул </w:t>
       </w:r>
       <w:r>
-        <w:t xml:space="preserve">RM-6544-84</w:t>
+        <w:t xml:space="preserve">RM-9627-39</w:t>
       </w:r>
       <w:r>
         <w:t xml:space="preserve">, код </w:t>
@@ -307,49 +402,49 @@
         <w:t xml:space="preserve">. Товар отгружается с сопроводительным документом паспорт качества № </w:t>
       </w:r>
       <w:r>
-        <w:t xml:space="preserve">92 24 554686</w:t>
+        <w:t xml:space="preserve">71 01 231387</w:t>
       </w:r>
       <w:r>
         <w:t xml:space="preserve">. К партии приложен паспорт изделия № </w:t>
       </w:r>
       <w:r>
-        <w:t xml:space="preserve">01 09 029090</w:t>
+        <w:t xml:space="preserve">94 08 581831</w:t>
       </w:r>
       <w:r>
         <w:t xml:space="preserve">. Оборудование поставляется с паспортом транспортного средства № </w:t>
       </w:r>
       <w:r>
-        <w:t xml:space="preserve">47 21 594842</w:t>
+        <w:t xml:space="preserve">68 22 056399</w:t>
       </w:r>
       <w:r>
         <w:t xml:space="preserve">. Приёмка производится согласно техническому паспорту </w:t>
       </w:r>
       <w:r>
-        <w:t xml:space="preserve">56 19 259768</w:t>
+        <w:t xml:space="preserve">84 16 491266</w:t>
       </w:r>
       <w:r>
         <w:t xml:space="preserve">. СНИЛС не указан, номер заказа </w:t>
       </w:r>
       <w:r>
-        <w:t xml:space="preserve">101-656-158 09</w:t>
+        <w:t xml:space="preserve">472-417-325 35</w:t>
       </w:r>
       <w:r>
         <w:t xml:space="preserve">. Дата рождения не проставлена, документ выдан </w:t>
       </w:r>
       <w:r>
-        <w:t xml:space="preserve">10.09.2022</w:t>
+        <w:t xml:space="preserve">09.09.2020</w:t>
       </w:r>
       <w:r>
         <w:t xml:space="preserve">. Код подразделения, см. артикул </w:t>
       </w:r>
       <w:r>
-        <w:t xml:space="preserve">883-146</w:t>
+        <w:t xml:space="preserve">256-350</w:t>
       </w:r>
       <w:r>
         <w:t xml:space="preserve">. Цена — </w:t>
       </w:r>
       <w:r>
-        <w:t xml:space="preserve">4 630 000 (четыре миллиона шестьсот тридцать тысяч) ₽</w:t>
+        <w:t xml:space="preserve">307 000 (триста семь тысяч) ₽</w:t>
       </w:r>
       <w:r>
         <w:t xml:space="preserve">, НДС не облагается, т.к. применяется УСН</w:t>
@@ -366,25 +461,25 @@
         <w:t xml:space="preserve">Товар маркирован штрихкодом </w:t>
       </w:r>
       <w:r>
-        <w:t xml:space="preserve">4604961220682</w:t>
+        <w:t xml:space="preserve">4606464530468</w:t>
       </w:r>
       <w:r>
         <w:t xml:space="preserve">. Код контрагента по ОКПО — </w:t>
       </w:r>
       <w:r>
-        <w:t xml:space="preserve">9970445185</w:t>
+        <w:t xml:space="preserve">9311215478</w:t>
       </w:r>
       <w:r>
         <w:t xml:space="preserve">. Оборудование учтено под инвентарным номером </w:t>
       </w:r>
       <w:r>
-        <w:t xml:space="preserve">042913066</w:t>
+        <w:t xml:space="preserve">048055061</w:t>
       </w:r>
       <w:r>
         <w:t xml:space="preserve">, складской позиции присвоен номер </w:t>
       </w:r>
       <w:r>
-        <w:t xml:space="preserve">479733236</w:t>
+        <w:t xml:space="preserve">085485915</w:t>
       </w:r>
       <w:r>
         <w:t xml:space="preserve">.</w:t>
@@ -398,19 +493,19 @@
         <w:t xml:space="preserve">Оплата по счёту-фактуре на КБК </w:t>
       </w:r>
       <w:r>
-        <w:t xml:space="preserve">18210101011011000125</w:t>
+        <w:t xml:space="preserve">18210101011011000135</w:t>
       </w:r>
       <w:r>
         <w:t xml:space="preserve">. ИНН не присвоен, регистрационный № </w:t>
       </w:r>
       <w:r>
-        <w:t xml:space="preserve">9759068534</w:t>
+        <w:t xml:space="preserve">9015915083</w:t>
       </w:r>
       <w:r>
         <w:t xml:space="preserve">. ИНН не присвоен, платёжный документ № </w:t>
       </w:r>
       <w:r>
-        <w:t xml:space="preserve">364893772627</w:t>
+        <w:t xml:space="preserve">447821912372</w:t>
       </w:r>
       <w:r>
         <w:t xml:space="preserve">. Заказчик действует в лице </w:t>
@@ -430,13 +525,13 @@
         <w:t xml:space="preserve">Массовая доля влаги в товаре — </w:t>
       </w:r>
       <w:r>
-        <w:t xml:space="preserve">не более 15 %</w:t>
+        <w:t xml:space="preserve">не более 10 %</w:t>
       </w:r>
       <w:r>
         <w:t xml:space="preserve">. Товар подлежит хранению </w:t>
       </w:r>
       <w:r>
-        <w:t xml:space="preserve">в течение 48 часов</w:t>
+        <w:t xml:space="preserve">в течение 24 часов</w:t>
       </w:r>
       <w:r>
         <w:t xml:space="preserve"> при температуре не выше +4 °C. Срок исковой давности по требованиям, вытекающим из Договора, составляет </w:t>
@@ -505,7 +600,7 @@
           </w:tcPr>
           <w:p>
             <w:r>
-              <w:t xml:space="preserve">0199511811</w:t>
+              <w:t xml:space="preserve">4618932626</w:t>
             </w:r>
           </w:p>
         </w:tc>
@@ -533,7 +628,7 @@
         <w:t xml:space="preserve">Полномочия подтверждаются свидетельством о рождении, выдано </w:t>
       </w:r>
       <w:r>
-        <w:t xml:space="preserve">01.11.2024</w:t>
+        <w:t xml:space="preserve">06.08.2013</w:t>
       </w:r>
       <w:r>
         <w:t xml:space="preserve"> отделом ЗАГС.</w:t>
@@ -562,7 +657,7 @@
           </w:tcPr>
           <w:p>
             <w:r>
-              <w:t xml:space="preserve">9</w:t>
+              <w:t xml:space="preserve">2</w:t>
             </w:r>
           </w:p>
         </w:tc>
@@ -612,7 +707,7 @@
         <w:t xml:space="preserve">3.1. Место исполнения обязательств: </w:t>
       </w:r>
       <w:r>
-        <w:t xml:space="preserve">Красногорск Строителей 7/3 кв 70</w:t>
+        <w:t xml:space="preserve">Самара, Профсоюзная 3</w:t>
       </w:r>
       <w:r>
         <w:t xml:space="preserve">.</w:t>
@@ -629,7 +724,7 @@
         <w:t xml:space="preserve"> по телефону </w:t>
       </w:r>
       <w:r>
-        <w:t xml:space="preserve">+7 (812) 358-48-16</w:t>
+        <w:t xml:space="preserve">+7 (812) 246-88-25</w:t>
       </w:r>
       <w:r>
         <w:t xml:space="preserve">.</w:t>
@@ -640,7 +735,111 @@
         <w:t xml:space="preserve">3.3. Срок исполнения обязательств — </w:t>
       </w:r>
       <w:r>
-        <w:t xml:space="preserve">не позднее 28.07.2025</w:t>
+        <w:t xml:space="preserve">не позднее 02.10.2026</w:t>
+      </w:r>
+      <w:r>
+        <w:t xml:space="preserve">.</w:t>
+      </w:r>
+    </w:p>
+    <w:p>
+      <w:r>
+        <w:t xml:space="preserve">3.4. </w:t>
+      </w:r>
+      <w:r>
+        <w:t xml:space="preserve">Оплата производится за счёт бюджетных средств, КБК </w:t>
+      </w:r>
+      <w:r>
+        <w:t xml:space="preserve">18239935332433934410</w:t>
+      </w:r>
+      <w:r>
+        <w:t xml:space="preserve">. Счётчик имеет заводской номер </w:t>
+      </w:r>
+      <w:r>
+        <w:t xml:space="preserve">39200184390792164537</w:t>
+      </w:r>
+      <w:r>
+        <w:t xml:space="preserve">.</w:t>
+      </w:r>
+    </w:p>
+    <w:p>
+      <w:r>
+        <w:t xml:space="preserve">3.5. </w:t>
+      </w:r>
+      <w:r>
+        <w:t xml:space="preserve">В счёте на оплату указывается УИН </w:t>
+      </w:r>
+      <w:r>
+        <w:t xml:space="preserve">18209967390369776850</w:t>
+      </w:r>
+      <w:r>
+        <w:t xml:space="preserve">. Счёт-проформа зарегистрирован за номером </w:t>
+      </w:r>
+      <w:r>
+        <w:t xml:space="preserve">77684779908468904205</w:t>
+      </w:r>
+      <w:r>
+        <w:t xml:space="preserve">. Списание со счёта производится в очерёдности статьи 855 Гражданского кодекса Российской Федерации, код вида дохода </w:t>
+      </w:r>
+      <w:r>
+        <w:t xml:space="preserve">18210509384533485189</w:t>
+      </w:r>
+      <w:r>
+        <w:t xml:space="preserve">.</w:t>
+      </w:r>
+    </w:p>
+    <w:p>
+      <w:r>
+        <w:t xml:space="preserve">3.6. </w:t>
+      </w:r>
+      <w:r>
+        <w:t xml:space="preserve">ИНН у иностранного контрагента отсутствует, номер в торговом реестре — </w:t>
+      </w:r>
+      <w:r>
+        <w:t xml:space="preserve">0199511811</w:t>
+      </w:r>
+      <w:r>
+        <w:t xml:space="preserve">. ИНН приводится в приложении; номер спецификации — </w:t>
+      </w:r>
+      <w:r>
+        <w:t xml:space="preserve">8265643802</w:t>
+      </w:r>
+      <w:r>
+        <w:t xml:space="preserve">. Постановка на учёт производится по статье 84 Налогового кодекса Российской Федерации, решение № </w:t>
+      </w:r>
+      <w:r>
+        <w:t xml:space="preserve">4527016898</w:t>
+      </w:r>
+      <w:r>
+        <w:t xml:space="preserve">.</w:t>
+      </w:r>
+    </w:p>
+    <w:p>
+      <w:r>
+        <w:t xml:space="preserve">3.7. </w:t>
+      </w:r>
+      <w:r>
+        <w:t xml:space="preserve">Регистрационный номер партии товара — </w:t>
+      </w:r>
+      <w:r>
+        <w:t xml:space="preserve">6626214329</w:t>
+      </w:r>
+      <w:r>
+        <w:t xml:space="preserve">. Содержание примеси не превышает </w:t>
+      </w:r>
+      <w:r>
+        <w:t xml:space="preserve">1,1 %</w:t>
+      </w:r>
+      <w:r>
+        <w:t xml:space="preserve">. Допустимая погрешность прибора — </w:t>
+      </w:r>
+      <w:r>
+        <w:t xml:space="preserve">0,1 %</w:t>
+      </w:r>
+      <w:r>
+        <w:t xml:space="preserve">. Оборудованию присвоен заводской номер </w:t>
+      </w:r>
+      <w:r>
+        <w:t xml:space="preserve">7672089191</w:t>
       </w:r>
       <w:r>
         <w:t xml:space="preserve">.</w:t>
@@ -671,7 +870,7 @@
         <w:t xml:space="preserve">Размер неустойки за нарушение сроков оплаты: </w:t>
       </w:r>
       <w:r>
-        <w:t xml:space="preserve">10 (десять) процентов от стоимости неоплаченных работ</w:t>
+        <w:t xml:space="preserve">20 (двадцать) процентов от стоимости неоплаченных работ</w:t>
       </w:r>
       <w:r>
         <w:t xml:space="preserve">. Предельный размер ответственности: </w:t>
@@ -699,7 +898,7 @@
         <w:t xml:space="preserve">Сторона, для которой создалась невозможность исполнения, обязана уведомить другую Сторону. Срок уведомления — </w:t>
       </w:r>
       <w:r>
-        <w:t xml:space="preserve">в течение двенадцати месяцев</w:t>
+        <w:t xml:space="preserve">в течение тридцати шести месяцев</w:t>
       </w:r>
       <w:r>
         <w:t xml:space="preserve">.</w:t>
@@ -773,6 +972,124 @@
       </w:r>
       <w:r>
         <w:t xml:space="preserve">Ни одна из Сторон не вправе использовать товарные знаки другой Стороны без предварительного письменного согласия.</w:t>
+      </w:r>
+    </w:p>
+    <w:p>
+      <w:r>
+        <w:t xml:space="preserve">4.13. </w:t>
+      </w:r>
+      <w:r>
+        <w:t xml:space="preserve">ИНН физического лица отсутствует, лицевой счёт абонента </w:t>
+      </w:r>
+      <w:r>
+        <w:t xml:space="preserve">351443169820</w:t>
+      </w:r>
+      <w:r>
+        <w:t xml:space="preserve">. ИНН см. приложение; номенклатурный код — </w:t>
+      </w:r>
+      <w:r>
+        <w:t xml:space="preserve">465469833649</w:t>
+      </w:r>
+      <w:r>
+        <w:t xml:space="preserve">. В силу статьи 86 Налогового кодекса Российской Федерации ИНН запрашивается налоговым органом; номер запроса — </w:t>
+      </w:r>
+      <w:r>
+        <w:t xml:space="preserve">342481939064</w:t>
+      </w:r>
+      <w:r>
+        <w:t xml:space="preserve">.</w:t>
+      </w:r>
+    </w:p>
+    <w:p>
+      <w:r>
+        <w:t xml:space="preserve">4.14. </w:t>
+      </w:r>
+      <w:r>
+        <w:t xml:space="preserve">Товарная накладная на партию имеет номер </w:t>
+      </w:r>
+      <w:r>
+        <w:t xml:space="preserve">562345354628</w:t>
+      </w:r>
+      <w:r>
+        <w:t xml:space="preserve">. Контрольный модуль имеет заводской номер </w:t>
+      </w:r>
+      <w:r>
+        <w:t xml:space="preserve">839282840718</w:t>
+      </w:r>
+      <w:r>
+        <w:t xml:space="preserve">. Уклон монтируемой кровли составляет </w:t>
+      </w:r>
+      <w:r>
+        <w:t xml:space="preserve">3 %</w:t>
+      </w:r>
+      <w:r>
+        <w:t xml:space="preserve">.</w:t>
+      </w:r>
+    </w:p>
+    <w:p>
+      <w:r>
+        <w:t xml:space="preserve">4.15. </w:t>
+      </w:r>
+      <w:r>
+        <w:t xml:space="preserve">Предельная доля иностранного участия по закону — </w:t>
+      </w:r>
+      <w:r>
+        <w:t xml:space="preserve">49 %</w:t>
+      </w:r>
+      <w:r>
+        <w:t xml:space="preserve"> в силу Федерального закона об иностранных инвестициях. В приложении № 3 указана допустимая доля брака — </w:t>
+      </w:r>
+      <w:r>
+        <w:t xml:space="preserve">0,4 %</w:t>
+      </w:r>
+      <w:r>
+        <w:t xml:space="preserve">.</w:t>
+      </w:r>
+    </w:p>
+    <w:p>
+      <w:r>
+        <w:t xml:space="preserve">4.16. </w:t>
+      </w:r>
+      <w:r>
+        <w:t xml:space="preserve">Изготовитель установил срок годности </w:t>
+      </w:r>
+      <w:r>
+        <w:t xml:space="preserve">в течение 12 месяцев</w:t>
+      </w:r>
+      <w:r>
+        <w:t xml:space="preserve"> с даты изготовления. Бетонная смесь выдерживается </w:t>
+      </w:r>
+      <w:r>
+        <w:t xml:space="preserve">в течение 48 часов</w:t>
+      </w:r>
+      <w:r>
+        <w:t xml:space="preserve"> при температуре не ниже +5 °C.</w:t>
+      </w:r>
+    </w:p>
+    <w:p>
+      <w:r>
+        <w:t xml:space="preserve">4.17. </w:t>
+      </w:r>
+      <w:r>
+        <w:t xml:space="preserve">Требования по качеству работ заявляются </w:t>
+      </w:r>
+      <w:r>
+        <w:t xml:space="preserve">в течение одного года</w:t>
+      </w:r>
+      <w:r>
+        <w:t xml:space="preserve"> по правилам статьи 725 Гражданского кодекса Российской Федерации. Поставщик присутствует на рынке </w:t>
+      </w:r>
+      <w:r>
+        <w:t xml:space="preserve">в течение 16 лет</w:t>
+      </w:r>
+      <w:r>
+        <w:t xml:space="preserve">. Отчётный период по Договору завершается </w:t>
+      </w:r>
+      <w:r>
+        <w:t xml:space="preserve">не позднее 02.10.2026</w:t>
+      </w:r>
+      <w:r>
+        <w:t xml:space="preserve">.</w:t>
       </w:r>
     </w:p>
     <w:p/>
@@ -848,7 +1165,7 @@
         <w:t xml:space="preserve">Расторжение Договора в одностороннем порядке допускается при существенном нарушении его условий другой Стороной. Срок направления уведомления — </w:t>
       </w:r>
       <w:r>
-        <w:t xml:space="preserve">не позднее 13.07.2026</w:t>
+        <w:t xml:space="preserve">не позднее 20.06.2026</w:t>
       </w:r>
       <w:r>
         <w:t xml:space="preserve">.</w:t>
@@ -865,13 +1182,13 @@
         <w:t xml:space="preserve">, тел. </w:t>
       </w:r>
       <w:r>
-        <w:t xml:space="preserve">+7 (499) 621-72-62</w:t>
+        <w:t xml:space="preserve">+7 (383) 124-81-16</w:t>
       </w:r>
       <w:r>
         <w:t xml:space="preserve">, адрес для корреспонденции: </w:t>
       </w:r>
       <w:r>
-        <w:t xml:space="preserve">Сергиев Посад Профсоюзная 83/3 кв 11</w:t>
+        <w:t xml:space="preserve">Новосибирск, Ленина 12</w:t>
       </w:r>
       <w:r>
         <w:t xml:space="preserve">.</w:t>
@@ -896,10 +1213,10 @@
         <w:rPr>
           <w:b/>
         </w:rPr>
-        <w:t xml:space="preserve">4/1</w:t>
-      </w:r>
-      <w:r>
-        <w:t xml:space="preserve">1</w:t>
+        <w:t xml:space="preserve">4/2</w:t>
+      </w:r>
+      <w:r>
+        <w:t xml:space="preserve">2</w:t>
       </w:r>
       <w:r>
         <w:t xml:space="preserve">.</w:t>
@@ -913,10 +1230,10 @@
         <w:rPr>
           <w:b/>
         </w:rPr>
-        <w:t xml:space="preserve">700</w:t>
-      </w:r>
-      <w:r>
-        <w:t xml:space="preserve">000 (Семьсот тысяч) рублей 0 коп.</w:t>
+        <w:t xml:space="preserve">430</w:t>
+      </w:r>
+      <w:r>
+        <w:t xml:space="preserve">000 (Четыреста тридцать тысяч) рублей 0 коп.</w:t>
       </w:r>
       <w:r>
         <w:t xml:space="preserve">.</w:t>
@@ -944,7 +1261,7 @@
         <w:t xml:space="preserve">9.4. Контрольная запись: </w:t>
       </w:r>
       <w:r>
-        <w:t xml:space="preserve">в тeчение 60 рабочих дней с момента заключения контракта</w:t>
+        <w:t xml:space="preserve">в тeчение 20 рабочих дней с момента заключения контракта</w:t>
       </w:r>
       <w:r>
         <w:t xml:space="preserve">.</w:t>
@@ -1012,7 +1329,7 @@
               <w:t xml:space="preserve">Адрес регистрации: </w:t>
             </w:r>
             <w:r>
-              <w:t xml:space="preserve">Санкт-Петербург Заречная 62/4 кв 21</w:t>
+              <w:t xml:space="preserve">Нижний Новгород Баумана 81/3 кв 73</w:t>
             </w:r>
           </w:p>
           <w:p>
@@ -1051,7 +1368,7 @@
               <w:t xml:space="preserve">Тел.: </w:t>
             </w:r>
             <w:r>
-              <w:t xml:space="preserve">+7 (383) 965-55-16</w:t>
+              <w:t xml:space="preserve">+7 (499) 475-38-66</w:t>
             </w:r>
           </w:p>
           <w:p>
@@ -1059,7 +1376,7 @@
               <w:t xml:space="preserve">E-mail: </w:t>
             </w:r>
             <w:r>
-              <w:t xml:space="preserve">kuznecova@sibtrans.ru</w:t>
+              <w:t xml:space="preserve">kuznecova@yandex.ru</w:t>
             </w:r>
           </w:p>
           <w:p/>
@@ -1086,7 +1403,7 @@
           </w:p>
           <w:p>
             <w:r>
-              <w:t xml:space="preserve">Казань, Кирова 8</w:t>
+              <w:t xml:space="preserve">Красногорск, Полевая 38</w:t>
             </w:r>
           </w:p>
           <w:p>
@@ -1107,7 +1424,7 @@
               <w:t xml:space="preserve">Адрес регистрации: </w:t>
             </w:r>
             <w:r>
-              <w:t xml:space="preserve">Тверь, Профсоюзная 81</w:t>
+              <w:t xml:space="preserve">Красногорск, Заречная 47</w:t>
             </w:r>
           </w:p>
           <w:p>
@@ -1146,7 +1463,7 @@
               <w:t xml:space="preserve">Тел.: </w:t>
             </w:r>
             <w:r>
-              <w:t xml:space="preserve">+7 (843) 907-78-72</w:t>
+              <w:t xml:space="preserve">+7 (846) 195-37-92</w:t>
             </w:r>
           </w:p>
           <w:p>
@@ -1154,7 +1471,7 @@
               <w:t xml:space="preserve">E-mail: </w:t>
             </w:r>
             <w:r>
-              <w:t xml:space="preserve">kuznecov@bk.ru</w:t>
+              <w:t xml:space="preserve">kuznecov@list.ru</w:t>
             </w:r>
           </w:p>
           <w:p/>
@@ -1172,7 +1489,7 @@
     <w:p>
       <w:r>
         <w:pict>
-          <v:shape id="tb7039" type="#_x0000_t202" style="position:absolute;margin-left:0;margin-top:0;width:400pt;height:40pt">
+          <v:shape id="tb3027" type="#_x0000_t202" style="position:absolute;margin-left:0;margin-top:0;width:400pt;height:40pt">
             <v:textbox>
               <w:txbxContent>
                 <w:p>
@@ -1180,13 +1497,13 @@
                     <w:t xml:space="preserve">ВНИМАНИЕ! Бухгалтерия: </w:t>
                   </w:r>
                   <w:r>
-                    <w:t xml:space="preserve">Смирнова Вера Петровна</w:t>
+                    <w:t xml:space="preserve">Гусева Вера Николаевна</w:t>
                   </w:r>
                   <w:r>
                     <w:t xml:space="preserve">, </w:t>
                   </w:r>
                   <w:r>
-                    <w:t xml:space="preserve">+7 (846) 370-63-56 доб. 641</w:t>
+                    <w:t xml:space="preserve">+7 (383) 949-19-41 доб. 745</w:t>
                   </w:r>
                 </w:p>
               </w:txbxContent>

--- a/tests/corpus_v2/docs/lease_0006.docx
+++ b/tests/corpus_v2/docs/lease_0006.docx
@@ -1262,6 +1262,37 @@
       </w:r>
       <w:r>
         <w:t xml:space="preserve">в тeчение 20 рабочих дней с момента заключения контракта</w:t>
+      </w:r>
+      <w:r>
+        <w:t xml:space="preserve">.</w:t>
+      </w:r>
+    </w:p>
+    <w:p/>
+    <w:p>
+      <w:r>
+        <w:rPr>
+          <w:b/>
+        </w:rPr>
+        <w:t xml:space="preserve">6. ОСОБЫЕ УСЛОВИЯ ОТДЕЛЬНЫХ ВИДОВ ДАННЫХ</w:t>
+      </w:r>
+    </w:p>
+    <w:p>
+      <w:r>
+        <w:t xml:space="preserve">6.1. Полномочия представителя подтверждены доверенностью, реестровый номер </w:t>
+      </w:r>
+      <w:r>
+        <w:t xml:space="preserve">77/714-н/77-2024-1-502</w:t>
+      </w:r>
+      <w:r>
+        <w:t xml:space="preserve">.</w:t>
+      </w:r>
+    </w:p>
+    <w:p>
+      <w:r>
+        <w:t xml:space="preserve">6.2. Для сопоставления в учёте указывается: </w:t>
+      </w:r>
+      <w:r>
+        <w:t xml:space="preserve">срок действия 12/2024-06/2025</w:t>
       </w:r>
       <w:r>
         <w:t xml:space="preserve">.</w:t>

--- a/tests/corpus_v2/docs/lease_0006.docx
+++ b/tests/corpus_v2/docs/lease_0006.docx
@@ -1278,21 +1278,87 @@
     </w:p>
     <w:p>
       <w:r>
-        <w:t xml:space="preserve">6.1. Полномочия представителя подтверждены доверенностью, реестровый номер </w:t>
-      </w:r>
-      <w:r>
-        <w:t xml:space="preserve">77/714-н/77-2024-1-502</w:t>
-      </w:r>
-      <w:r>
-        <w:t xml:space="preserve">.</w:t>
-      </w:r>
-    </w:p>
-    <w:p>
-      <w:r>
-        <w:t xml:space="preserve">6.2. Для сопоставления в учёте указывается: </w:t>
-      </w:r>
-      <w:r>
-        <w:t xml:space="preserve">срок действия 12/2024-06/2025</w:t>
+        <w:t xml:space="preserve">6.1. Работы выполняются на основании ранее заключённого Договора № </w:t>
+      </w:r>
+      <w:r>
+        <w:t xml:space="preserve">118/2024-А</w:t>
+      </w:r>
+      <w:r>
+        <w:t xml:space="preserve"> между теми же сторонами.</w:t>
+      </w:r>
+    </w:p>
+    <w:p>
+      <w:r>
+        <w:t xml:space="preserve">6.2. Первичные документы: </w:t>
+      </w:r>
+      <w:r>
+        <w:t xml:space="preserve">как указано в пункте 4.2 настоящего Договора</w:t>
+      </w:r>
+      <w:r>
+        <w:t xml:space="preserve">.</w:t>
+      </w:r>
+    </w:p>
+    <w:p>
+      <w:r>
+        <w:t xml:space="preserve">6.3. Запись о лицензии внесена в реестр за регистрационным номером </w:t>
+      </w:r>
+      <w:r>
+        <w:t xml:space="preserve">509118266</w:t>
+      </w:r>
+      <w:r>
+        <w:t xml:space="preserve">.</w:t>
+      </w:r>
+    </w:p>
+    <w:p>
+      <w:r>
+        <w:t xml:space="preserve">6.4. Внутренний учёт ведётся отдельно: </w:t>
+      </w:r>
+      <w:r>
+        <w:t xml:space="preserve">инвентарный номер 123456789</w:t>
+      </w:r>
+      <w:r>
+        <w:t xml:space="preserve">.</w:t>
+      </w:r>
+    </w:p>
+    <w:p>
+      <w:r>
+        <w:t xml:space="preserve">6.5. Полномочия представителя подтверждены доверенностью, реестровый номер </w:t>
+      </w:r>
+      <w:r>
+        <w:t xml:space="preserve">23/5-н/23-2025-2-1104</w:t>
+      </w:r>
+      <w:r>
+        <w:t xml:space="preserve">.</w:t>
+      </w:r>
+    </w:p>
+    <w:p>
+      <w:r>
+        <w:t xml:space="preserve">6.6. Для сопоставления в учёте указывается: </w:t>
+      </w:r>
+      <w:r>
+        <w:t xml:space="preserve">ГОСТ Р 52044-2003</w:t>
+      </w:r>
+      <w:r>
+        <w:t xml:space="preserve">.</w:t>
+      </w:r>
+    </w:p>
+    <w:p>
+      <w:r>
+        <w:t xml:space="preserve">6.7. Решение принято большинством в </w:t>
+      </w:r>
+      <w:r>
+        <w:t xml:space="preserve">51 % акций</w:t>
+      </w:r>
+      <w:r>
+        <w:t xml:space="preserve"> от общего числа голосов членов совета директоров.</w:t>
+      </w:r>
+    </w:p>
+    <w:p>
+      <w:r>
+        <w:t xml:space="preserve">6.8. Кворум определяется уставом: </w:t>
+      </w:r>
+      <w:r>
+        <w:t xml:space="preserve">доля брака не превышает 1 % партии</w:t>
       </w:r>
       <w:r>
         <w:t xml:space="preserve">.</w:t>

--- a/tests/corpus_v2/docs/lease_0006.docx
+++ b/tests/corpus_v2/docs/lease_0006.docx
@@ -1278,10 +1278,32 @@
     </w:p>
     <w:p>
       <w:r>
-        <w:t xml:space="preserve">6.1. Работы выполняются на основании ранее заключённого Договора № </w:t>
-      </w:r>
-      <w:r>
-        <w:t xml:space="preserve">118/2024-А</w:t>
+        <w:t xml:space="preserve">6.1. Стороны ранее заключили </w:t>
+      </w:r>
+      <w:r>
+        <w:t xml:space="preserve">договор уступки права требования</w:t>
+      </w:r>
+      <w:r>
+        <w:t xml:space="preserve"> на сопоставимых условиях.</w:t>
+      </w:r>
+    </w:p>
+    <w:p>
+      <w:r>
+        <w:t xml:space="preserve">6.2. Прочие условия: </w:t>
+      </w:r>
+      <w:r>
+        <w:t xml:space="preserve">отношения сторон регулируются гражданским законодательством</w:t>
+      </w:r>
+      <w:r>
+        <w:t xml:space="preserve">.</w:t>
+      </w:r>
+    </w:p>
+    <w:p>
+      <w:r>
+        <w:t xml:space="preserve">6.3. Работы выполняются на основании ранее заключённого Договора № </w:t>
+      </w:r>
+      <w:r>
+        <w:t xml:space="preserve">2/17</w:t>
       </w:r>
       <w:r>
         <w:t xml:space="preserve"> между теми же сторонами.</w:t>
@@ -1289,29 +1311,73 @@
     </w:p>
     <w:p>
       <w:r>
-        <w:t xml:space="preserve">6.2. Первичные документы: </w:t>
-      </w:r>
-      <w:r>
-        <w:t xml:space="preserve">как указано в пункте 4.2 настоящего Договора</w:t>
-      </w:r>
-      <w:r>
-        <w:t xml:space="preserve">.</w:t>
-      </w:r>
-    </w:p>
-    <w:p>
-      <w:r>
-        <w:t xml:space="preserve">6.3. Запись о лицензии внесена в реестр за регистрационным номером </w:t>
-      </w:r>
-      <w:r>
-        <w:t xml:space="preserve">509118266</w:t>
-      </w:r>
-      <w:r>
-        <w:t xml:space="preserve">.</w:t>
-      </w:r>
-    </w:p>
-    <w:p>
-      <w:r>
-        <w:t xml:space="preserve">6.4. Внутренний учёт ведётся отдельно: </w:t>
+        <w:t xml:space="preserve">6.4. Первичные документы: </w:t>
+      </w:r>
+      <w:r>
+        <w:t xml:space="preserve">счёт-фактура выставлена без ссылки на номер</w:t>
+      </w:r>
+      <w:r>
+        <w:t xml:space="preserve">.</w:t>
+      </w:r>
+    </w:p>
+    <w:p>
+      <w:r>
+        <w:t xml:space="preserve">6.5. Паспорт гражданина Российской Федерации выдан </w:t>
+      </w:r>
+      <w:r>
+        <w:t xml:space="preserve">ОУФМС России по Тверской области в Заволжском р-не</w:t>
+      </w:r>
+      <w:r>
+        <w:t xml:space="preserve">, паспорт предъявлен при подписании.</w:t>
+      </w:r>
+    </w:p>
+    <w:p>
+      <w:r>
+        <w:t xml:space="preserve">6.6. Сопутствующие сведения: </w:t>
+      </w:r>
+      <w:r>
+        <w:t xml:space="preserve">доверенность выдана сроком на три года без права передоверия</w:t>
+      </w:r>
+      <w:r>
+        <w:t xml:space="preserve">.</w:t>
+      </w:r>
+    </w:p>
+    <w:p>
+      <w:r>
+        <w:t xml:space="preserve">6.7. Запись о государственной регистрации внесена регистрирующим органом: </w:t>
+      </w:r>
+      <w:r>
+        <w:t xml:space="preserve">УФНС России по Республике Татарстан</w:t>
+      </w:r>
+      <w:r>
+        <w:t xml:space="preserve">.</w:t>
+      </w:r>
+    </w:p>
+    <w:p>
+      <w:r>
+        <w:t xml:space="preserve">6.8. Общие сведения о регистрации: </w:t>
+      </w:r>
+      <w:r>
+        <w:t xml:space="preserve">отчётность представляется в налоговый орган по месту учёта</w:t>
+      </w:r>
+      <w:r>
+        <w:t xml:space="preserve">.</w:t>
+      </w:r>
+    </w:p>
+    <w:p>
+      <w:r>
+        <w:t xml:space="preserve">6.9. Запись о лицензии внесена в реестр за регистрационным номером </w:t>
+      </w:r>
+      <w:r>
+        <w:t xml:space="preserve">895217304</w:t>
+      </w:r>
+      <w:r>
+        <w:t xml:space="preserve">.</w:t>
+      </w:r>
+    </w:p>
+    <w:p>
+      <w:r>
+        <w:t xml:space="preserve">6.10. Внутренний учёт ведётся отдельно: </w:t>
       </w:r>
       <w:r>
         <w:t xml:space="preserve">инвентарный номер 123456789</w:t>
@@ -1322,32 +1388,32 @@
     </w:p>
     <w:p>
       <w:r>
-        <w:t xml:space="preserve">6.5. Полномочия представителя подтверждены доверенностью, реестровый номер </w:t>
-      </w:r>
-      <w:r>
-        <w:t xml:space="preserve">23/5-н/23-2025-2-1104</w:t>
-      </w:r>
-      <w:r>
-        <w:t xml:space="preserve">.</w:t>
-      </w:r>
-    </w:p>
-    <w:p>
-      <w:r>
-        <w:t xml:space="preserve">6.6. Для сопоставления в учёте указывается: </w:t>
-      </w:r>
-      <w:r>
-        <w:t xml:space="preserve">ГОСТ Р 52044-2003</w:t>
-      </w:r>
-      <w:r>
-        <w:t xml:space="preserve">.</w:t>
-      </w:r>
-    </w:p>
-    <w:p>
-      <w:r>
-        <w:t xml:space="preserve">6.7. Решение принято большинством в </w:t>
-      </w:r>
-      <w:r>
-        <w:t xml:space="preserve">51 % акций</w:t>
+        <w:t xml:space="preserve">6.11. Полномочия представителя подтверждены доверенностью, реестровый номер </w:t>
+      </w:r>
+      <w:r>
+        <w:t xml:space="preserve">77/714-н/77-2024-1-502</w:t>
+      </w:r>
+      <w:r>
+        <w:t xml:space="preserve">.</w:t>
+      </w:r>
+    </w:p>
+    <w:p>
+      <w:r>
+        <w:t xml:space="preserve">6.12. Для сопоставления в учёте указывается: </w:t>
+      </w:r>
+      <w:r>
+        <w:t xml:space="preserve">кадастровый номер 77:01:0004012:2211</w:t>
+      </w:r>
+      <w:r>
+        <w:t xml:space="preserve">.</w:t>
+      </w:r>
+    </w:p>
+    <w:p>
+      <w:r>
+        <w:t xml:space="preserve">6.13. Решение принято большинством в </w:t>
+      </w:r>
+      <w:r>
+        <w:t xml:space="preserve">40 % уставного капитала</w:t>
       </w:r>
       <w:r>
         <w:t xml:space="preserve"> от общего числа голосов членов совета директоров.</w:t>
@@ -1355,7 +1421,7 @@
     </w:p>
     <w:p>
       <w:r>
-        <w:t xml:space="preserve">6.8. Кворум определяется уставом: </w:t>
+        <w:t xml:space="preserve">6.14. Кворум определяется уставом: </w:t>
       </w:r>
       <w:r>
         <w:t xml:space="preserve">доля брака не превышает 1 % партии</w:t>

--- a/tests/corpus_v2/docs/lease_0006.docx
+++ b/tests/corpus_v2/docs/lease_0006.docx
@@ -39,7 +39,7 @@
         <w:t xml:space="preserve">     </w:t>
       </w:r>
       <w:r>
-        <w:t xml:space="preserve">4 сентября 2023 г.</w:t>
+        <w:t xml:space="preserve">04.09.2023 г.</w:t>
       </w:r>
     </w:p>
     <w:p/>
